--- a/lr_number4/Отчёт по лабораторной работе №4.docx
+++ b/lr_number4/Отчёт по лабораторной работе №4.docx
@@ -171,7 +171,7 @@
         <w:t>Лабораторная работа №</w:t>
       </w:r>
       <w:r>
-        <w:t>3</w:t>
+        <w:t>4</w:t>
       </w:r>
     </w:p>
     <w:p>
@@ -194,7 +194,7 @@
           <w:rFonts w:cstheme="minorHAnsi"/>
           <w:szCs w:val="28"/>
         </w:rPr>
-        <w:t>Проектирование реляционной схемы базы данных в среде СУБД</w:t>
+        <w:t>Создание скрипта базы данных в среде СУБД</w:t>
       </w:r>
     </w:p>
     <w:p>
@@ -318,276 +318,206 @@
           <w:sz w:val="24"/>
           <w:u w:val="single"/>
         </w:rPr>
-        <w:t xml:space="preserve">Базаров </w:t>
-      </w:r>
-      <w:proofErr w:type="spellStart"/>
-      <w:r>
+        <w:t>Базаров Эрдэни Тумэнович</w:t>
+      </w:r>
+      <w:r>
+        <w:rPr>
+          <w:sz w:val="24"/>
+          <w:u w:val="single"/>
+        </w:rPr>
+        <w:t xml:space="preserve">         </w:t>
+      </w:r>
+      <w:r>
+        <w:rPr>
+          <w:sz w:val="24"/>
+          <w:u w:val="single"/>
+        </w:rPr>
+        <w:t xml:space="preserve"> </w:t>
+      </w:r>
+      <w:r>
+        <w:rPr>
+          <w:sz w:val="24"/>
+          <w:u w:val="single"/>
+        </w:rPr>
+        <w:t xml:space="preserve">         </w:t>
+      </w:r>
+    </w:p>
+    <w:p>
+      <w:pPr>
         <w:rPr>
           <w:i/>
           <w:sz w:val="24"/>
           <w:u w:val="single"/>
         </w:rPr>
-        <w:t>Эрдэни</w:t>
-      </w:r>
-      <w:proofErr w:type="spellEnd"/>
+      </w:pPr>
+      <w:r>
+        <w:rPr>
+          <w:sz w:val="24"/>
+        </w:rPr>
+        <w:t xml:space="preserve">                 </w:t>
+      </w:r>
+      <w:r>
+        <w:rPr>
+          <w:sz w:val="24"/>
+        </w:rPr>
+        <w:t xml:space="preserve"> </w:t>
+      </w:r>
+      <w:r>
+        <w:rPr>
+          <w:sz w:val="24"/>
+        </w:rPr>
+        <w:t xml:space="preserve">            </w:t>
+      </w:r>
+      <w:r>
+        <w:rPr>
+          <w:sz w:val="24"/>
+        </w:rPr>
+        <w:t xml:space="preserve">                       </w:t>
+      </w:r>
+      <w:r>
+        <w:rPr>
+          <w:sz w:val="24"/>
+        </w:rPr>
+        <w:t xml:space="preserve"> </w:t>
+      </w:r>
       <w:r>
         <w:rPr>
           <w:i/>
           <w:sz w:val="24"/>
+        </w:rPr>
+        <w:t xml:space="preserve">(подпись)                                            </w:t>
+      </w:r>
+      <w:r>
+        <w:rPr>
+          <w:i/>
+          <w:sz w:val="24"/>
+        </w:rPr>
+        <w:t xml:space="preserve">    </w:t>
+      </w:r>
+      <w:r>
+        <w:rPr>
+          <w:i/>
+          <w:sz w:val="24"/>
+        </w:rPr>
+        <w:t>ФИО</w:t>
+      </w:r>
+      <w:r>
+        <w:rPr>
+          <w:i/>
+          <w:sz w:val="24"/>
           <w:u w:val="single"/>
         </w:rPr>
+        <w:t xml:space="preserve">   </w:t>
+      </w:r>
+      <w:r>
+        <w:rPr>
+          <w:i/>
+          <w:sz w:val="24"/>
+          <w:u w:val="single"/>
+        </w:rPr>
+        <w:t xml:space="preserve">   </w:t>
+      </w:r>
+    </w:p>
+    <w:p>
+      <w:pPr>
+        <w:rPr>
+          <w:i/>
+          <w:sz w:val="24"/>
+          <w:u w:val="single"/>
+        </w:rPr>
+      </w:pPr>
+    </w:p>
+    <w:p>
+      <w:pPr>
+        <w:rPr>
+          <w:i/>
+          <w:sz w:val="24"/>
+          <w:u w:val="single"/>
+        </w:rPr>
+      </w:pPr>
+    </w:p>
+    <w:p>
+      <w:pPr>
+        <w:rPr>
+          <w:sz w:val="24"/>
+          <w:u w:val="single"/>
+        </w:rPr>
+      </w:pPr>
+    </w:p>
+    <w:p>
+      <w:pPr>
+        <w:ind w:left="0" w:firstLine="0"/>
+        <w:rPr>
+          <w:sz w:val="24"/>
+          <w:u w:val="single"/>
+        </w:rPr>
+      </w:pPr>
+      <w:r>
+        <w:rPr>
+          <w:sz w:val="24"/>
+        </w:rPr>
+        <w:t xml:space="preserve">Проверил </w:t>
+      </w:r>
+      <w:r>
+        <w:rPr>
+          <w:sz w:val="24"/>
+        </w:rPr>
+        <w:t>преподаватель                              ___________</w:t>
+      </w:r>
+      <w:r>
+        <w:rPr>
+          <w:sz w:val="24"/>
+        </w:rPr>
+        <w:t xml:space="preserve">          </w:t>
+      </w:r>
+      <w:r>
+        <w:rPr>
+          <w:i/>
+          <w:sz w:val="24"/>
+          <w:u w:val="single"/>
+        </w:rPr>
+        <w:t>Болоков Илья Владимирович</w:t>
+      </w:r>
+      <w:r>
+        <w:rPr>
+          <w:sz w:val="24"/>
+          <w:u w:val="single"/>
+        </w:rPr>
         <w:t xml:space="preserve"> </w:t>
       </w:r>
-      <w:proofErr w:type="spellStart"/>
-      <w:r>
+    </w:p>
+    <w:p>
+      <w:pPr>
         <w:rPr>
           <w:i/>
           <w:sz w:val="24"/>
           <w:u w:val="single"/>
         </w:rPr>
-        <w:t>Тумэнович</w:t>
-      </w:r>
-      <w:proofErr w:type="spellEnd"/>
-      <w:r>
-        <w:rPr>
-          <w:sz w:val="24"/>
-          <w:u w:val="single"/>
-        </w:rPr>
-        <w:t xml:space="preserve">         </w:t>
-      </w:r>
-      <w:r>
-        <w:rPr>
-          <w:sz w:val="24"/>
-          <w:u w:val="single"/>
-        </w:rPr>
-        <w:t xml:space="preserve"> </w:t>
-      </w:r>
-      <w:r>
-        <w:rPr>
-          <w:sz w:val="24"/>
-          <w:u w:val="single"/>
-        </w:rPr>
-        <w:t xml:space="preserve">         </w:t>
-      </w:r>
-    </w:p>
-    <w:p>
-      <w:pPr>
+      </w:pPr>
+      <w:r>
+        <w:rPr>
+          <w:sz w:val="24"/>
+        </w:rPr>
+        <w:t xml:space="preserve">                           </w:t>
+      </w:r>
+      <w:r>
+        <w:rPr>
+          <w:sz w:val="24"/>
+        </w:rPr>
+        <w:t xml:space="preserve">                       </w:t>
+      </w:r>
+      <w:r>
+        <w:rPr>
+          <w:sz w:val="24"/>
+        </w:rPr>
+        <w:t xml:space="preserve">   </w:t>
+      </w:r>
+      <w:r>
         <w:rPr>
           <w:i/>
           <w:sz w:val="24"/>
-          <w:u w:val="single"/>
-        </w:rPr>
-      </w:pPr>
-      <w:r>
-        <w:rPr>
-          <w:sz w:val="24"/>
-        </w:rPr>
-        <w:t xml:space="preserve">                 </w:t>
-      </w:r>
-      <w:r>
-        <w:rPr>
-          <w:sz w:val="24"/>
-        </w:rPr>
-        <w:t xml:space="preserve"> </w:t>
-      </w:r>
-      <w:r>
-        <w:rPr>
-          <w:sz w:val="24"/>
-        </w:rPr>
-        <w:t xml:space="preserve">            </w:t>
-      </w:r>
-      <w:r>
-        <w:rPr>
-          <w:sz w:val="24"/>
-        </w:rPr>
-        <w:t xml:space="preserve">                       </w:t>
-      </w:r>
-      <w:r>
-        <w:rPr>
-          <w:sz w:val="24"/>
-        </w:rPr>
-        <w:t xml:space="preserve"> </w:t>
-      </w:r>
-      <w:r>
-        <w:rPr>
-          <w:i/>
-          <w:sz w:val="24"/>
-        </w:rPr>
-        <w:t>(</w:t>
-      </w:r>
-      <w:proofErr w:type="gramStart"/>
-      <w:r>
-        <w:rPr>
-          <w:i/>
-          <w:sz w:val="24"/>
-        </w:rPr>
-        <w:t xml:space="preserve">подпись)   </w:t>
-      </w:r>
-      <w:proofErr w:type="gramEnd"/>
-      <w:r>
-        <w:rPr>
-          <w:i/>
-          <w:sz w:val="24"/>
-        </w:rPr>
-        <w:t xml:space="preserve">                                         </w:t>
-      </w:r>
-      <w:r>
-        <w:rPr>
-          <w:i/>
-          <w:sz w:val="24"/>
-        </w:rPr>
-        <w:t xml:space="preserve">    </w:t>
-      </w:r>
-      <w:r>
-        <w:rPr>
-          <w:i/>
-          <w:sz w:val="24"/>
-        </w:rPr>
-        <w:t>ФИО</w:t>
-      </w:r>
-      <w:r>
-        <w:rPr>
-          <w:i/>
-          <w:sz w:val="24"/>
-          <w:u w:val="single"/>
-        </w:rPr>
-        <w:t xml:space="preserve">   </w:t>
-      </w:r>
-      <w:r>
-        <w:rPr>
-          <w:i/>
-          <w:sz w:val="24"/>
-          <w:u w:val="single"/>
-        </w:rPr>
-        <w:t xml:space="preserve">   </w:t>
-      </w:r>
-    </w:p>
-    <w:p>
-      <w:pPr>
-        <w:rPr>
-          <w:i/>
-          <w:sz w:val="24"/>
-          <w:u w:val="single"/>
-        </w:rPr>
-      </w:pPr>
-    </w:p>
-    <w:p>
-      <w:pPr>
-        <w:rPr>
-          <w:i/>
-          <w:sz w:val="24"/>
-          <w:u w:val="single"/>
-        </w:rPr>
-      </w:pPr>
-    </w:p>
-    <w:p>
-      <w:pPr>
-        <w:rPr>
-          <w:sz w:val="24"/>
-          <w:u w:val="single"/>
-        </w:rPr>
-      </w:pPr>
-    </w:p>
-    <w:p>
-      <w:pPr>
-        <w:ind w:left="0" w:firstLine="0"/>
-        <w:rPr>
-          <w:sz w:val="24"/>
-          <w:u w:val="single"/>
-        </w:rPr>
-      </w:pPr>
-      <w:r>
-        <w:rPr>
-          <w:sz w:val="24"/>
-        </w:rPr>
-        <w:t xml:space="preserve">Проверил </w:t>
-      </w:r>
-      <w:r>
-        <w:rPr>
-          <w:sz w:val="24"/>
-        </w:rPr>
-        <w:t>преподаватель                              ___________</w:t>
-      </w:r>
-      <w:r>
-        <w:rPr>
-          <w:sz w:val="24"/>
-        </w:rPr>
-        <w:t xml:space="preserve">          </w:t>
-      </w:r>
-      <w:proofErr w:type="spellStart"/>
-      <w:r>
-        <w:rPr>
-          <w:i/>
-          <w:sz w:val="24"/>
-          <w:u w:val="single"/>
-        </w:rPr>
-        <w:t>Болоков</w:t>
-      </w:r>
-      <w:proofErr w:type="spellEnd"/>
-      <w:r>
-        <w:rPr>
-          <w:i/>
-          <w:sz w:val="24"/>
-          <w:u w:val="single"/>
-        </w:rPr>
-        <w:t xml:space="preserve"> Илья Владимирович</w:t>
-      </w:r>
-      <w:r>
-        <w:rPr>
-          <w:sz w:val="24"/>
-          <w:u w:val="single"/>
-        </w:rPr>
-        <w:t xml:space="preserve"> </w:t>
-      </w:r>
-    </w:p>
-    <w:p>
-      <w:pPr>
-        <w:rPr>
-          <w:i/>
-          <w:sz w:val="24"/>
-          <w:u w:val="single"/>
-        </w:rPr>
-      </w:pPr>
-      <w:r>
-        <w:rPr>
-          <w:sz w:val="24"/>
-        </w:rPr>
-        <w:t xml:space="preserve">                           </w:t>
-      </w:r>
-      <w:r>
-        <w:rPr>
-          <w:sz w:val="24"/>
-        </w:rPr>
-        <w:t xml:space="preserve">                       </w:t>
-      </w:r>
-      <w:r>
-        <w:rPr>
-          <w:sz w:val="24"/>
-        </w:rPr>
-        <w:t xml:space="preserve">   </w:t>
-      </w:r>
-      <w:r>
-        <w:rPr>
-          <w:i/>
-          <w:sz w:val="24"/>
-        </w:rPr>
-        <w:t>(</w:t>
-      </w:r>
-      <w:proofErr w:type="gramStart"/>
-      <w:r>
-        <w:rPr>
-          <w:i/>
-          <w:sz w:val="24"/>
-        </w:rPr>
-        <w:t xml:space="preserve">подпись)   </w:t>
-      </w:r>
-      <w:proofErr w:type="gramEnd"/>
-      <w:r>
-        <w:rPr>
-          <w:i/>
-          <w:sz w:val="24"/>
-        </w:rPr>
-        <w:t xml:space="preserve">                                         </w:t>
+        </w:rPr>
+        <w:t xml:space="preserve">(подпись)                                            </w:t>
       </w:r>
       <w:r>
         <w:rPr>
@@ -688,10 +618,10 @@
       <w:pPr>
         <w:numPr>
           <w:ilvl w:val="0"/>
-          <w:numId w:val="6"/>
+          <w:numId w:val="12"/>
         </w:numPr>
-        <w:spacing w:after="0" w:line="360" w:lineRule="auto"/>
-        <w:ind w:left="709" w:hanging="709"/>
+        <w:spacing w:before="100" w:beforeAutospacing="1" w:after="100" w:afterAutospacing="1" w:line="360" w:lineRule="auto"/>
+        <w:ind w:hanging="720"/>
         <w:rPr>
           <w:rFonts w:cstheme="minorHAnsi"/>
           <w:color w:val="auto"/>
@@ -705,86 +635,85 @@
           <w:rFonts w:cstheme="minorHAnsi"/>
           <w:szCs w:val="28"/>
         </w:rPr>
-        <w:t>Изучить основы проектирования реляционных баз данных.</w:t>
+        <w:t>Изучить основы написания SQL-скриптов для создания базы данных.</w:t>
       </w:r>
     </w:p>
     <w:p>
       <w:pPr>
         <w:numPr>
           <w:ilvl w:val="0"/>
-          <w:numId w:val="6"/>
+          <w:numId w:val="12"/>
         </w:numPr>
-        <w:spacing w:after="0" w:line="360" w:lineRule="auto"/>
-        <w:ind w:left="709" w:hanging="709"/>
-        <w:rPr>
-          <w:rFonts w:cstheme="minorHAnsi"/>
-          <w:szCs w:val="28"/>
-        </w:rPr>
-      </w:pPr>
-      <w:r>
-        <w:rPr>
-          <w:rFonts w:cstheme="minorHAnsi"/>
-          <w:szCs w:val="28"/>
-        </w:rPr>
-        <w:t>Освоить процесс создания реляционной схемы базы данных.</w:t>
+        <w:spacing w:before="100" w:beforeAutospacing="1" w:after="100" w:afterAutospacing="1" w:line="360" w:lineRule="auto"/>
+        <w:ind w:hanging="720"/>
+        <w:rPr>
+          <w:rFonts w:cstheme="minorHAnsi"/>
+          <w:szCs w:val="28"/>
+        </w:rPr>
+      </w:pPr>
+      <w:r>
+        <w:rPr>
+          <w:rFonts w:cstheme="minorHAnsi"/>
+          <w:szCs w:val="28"/>
+        </w:rPr>
+        <w:t>Освоить команды DDL (Data Definition Language) для определения структуры БД.</w:t>
       </w:r>
     </w:p>
     <w:p>
       <w:pPr>
         <w:numPr>
           <w:ilvl w:val="0"/>
-          <w:numId w:val="6"/>
+          <w:numId w:val="12"/>
         </w:numPr>
-        <w:spacing w:after="0" w:line="360" w:lineRule="auto"/>
-        <w:ind w:left="709" w:hanging="709"/>
-        <w:rPr>
-          <w:rFonts w:cstheme="minorHAnsi"/>
-          <w:szCs w:val="28"/>
-        </w:rPr>
-      </w:pPr>
-      <w:r>
-        <w:rPr>
-          <w:rFonts w:cstheme="minorHAnsi"/>
-          <w:szCs w:val="28"/>
-        </w:rPr>
-        <w:t xml:space="preserve">Научиться использовать возможности среды </w:t>
-      </w:r>
-      <w:proofErr w:type="spellStart"/>
-      <w:r>
-        <w:rPr>
-          <w:rFonts w:cstheme="minorHAnsi"/>
-          <w:szCs w:val="28"/>
-        </w:rPr>
-        <w:t>pgAdmin</w:t>
-      </w:r>
-      <w:proofErr w:type="spellEnd"/>
-      <w:r>
-        <w:rPr>
-          <w:rFonts w:cstheme="minorHAnsi"/>
-          <w:szCs w:val="28"/>
-        </w:rPr>
-        <w:t xml:space="preserve"> для создания и управления базой данных.</w:t>
+        <w:spacing w:before="100" w:beforeAutospacing="1" w:after="100" w:afterAutospacing="1" w:line="360" w:lineRule="auto"/>
+        <w:ind w:hanging="720"/>
+        <w:rPr>
+          <w:rFonts w:cstheme="minorHAnsi"/>
+          <w:szCs w:val="28"/>
+        </w:rPr>
+      </w:pPr>
+      <w:r>
+        <w:rPr>
+          <w:rFonts w:cstheme="minorHAnsi"/>
+          <w:szCs w:val="28"/>
+        </w:rPr>
+        <w:t>Разработать SQL-скрипт, создающий базу данных с таблицами и ограничениями.</w:t>
       </w:r>
     </w:p>
     <w:p>
       <w:pPr>
         <w:numPr>
           <w:ilvl w:val="0"/>
-          <w:numId w:val="6"/>
+          <w:numId w:val="12"/>
         </w:numPr>
-        <w:spacing w:after="0" w:line="360" w:lineRule="auto"/>
-        <w:ind w:left="709" w:hanging="709"/>
-        <w:rPr>
-          <w:rFonts w:cstheme="minorHAnsi"/>
-          <w:szCs w:val="28"/>
-        </w:rPr>
-      </w:pPr>
-      <w:r>
-        <w:rPr>
-          <w:rFonts w:cstheme="minorHAnsi"/>
-          <w:szCs w:val="28"/>
-        </w:rPr>
-        <w:t>Разработать базу данных с учетом предметной области и требований целевой системы.</w:t>
+        <w:spacing w:before="100" w:beforeAutospacing="1" w:after="100" w:afterAutospacing="1" w:line="360" w:lineRule="auto"/>
+        <w:ind w:hanging="720"/>
+        <w:rPr>
+          <w:rFonts w:cstheme="minorHAnsi"/>
+          <w:szCs w:val="28"/>
+        </w:rPr>
+      </w:pPr>
+      <w:r>
+        <w:rPr>
+          <w:rFonts w:cstheme="minorHAnsi"/>
+          <w:szCs w:val="28"/>
+        </w:rPr>
+        <w:t xml:space="preserve">Проверить работоспособность скрипта, выполнив его в среде </w:t>
+      </w:r>
+      <w:r>
+        <w:rPr>
+          <w:rFonts w:cstheme="minorHAnsi"/>
+          <w:szCs w:val="28"/>
+          <w:lang w:val="en-US"/>
+        </w:rPr>
+        <w:t>SSMS</w:t>
+      </w:r>
+      <w:r>
+        <w:rPr>
+          <w:rFonts w:cstheme="minorHAnsi"/>
+          <w:szCs w:val="28"/>
+        </w:rPr>
+        <w:t>.</w:t>
       </w:r>
     </w:p>
     <w:p>
@@ -810,10 +739,10 @@
       <w:pPr>
         <w:numPr>
           <w:ilvl w:val="0"/>
-          <w:numId w:val="7"/>
+          <w:numId w:val="13"/>
         </w:numPr>
-        <w:spacing w:after="0" w:line="360" w:lineRule="auto"/>
-        <w:ind w:left="709" w:hanging="709"/>
+        <w:spacing w:before="100" w:beforeAutospacing="1" w:after="100" w:afterAutospacing="1" w:line="360" w:lineRule="auto"/>
+        <w:ind w:hanging="720"/>
         <w:rPr>
           <w:rFonts w:cstheme="minorHAnsi"/>
           <w:color w:val="auto"/>
@@ -827,163 +756,189 @@
           <w:rFonts w:cstheme="minorHAnsi"/>
           <w:szCs w:val="28"/>
         </w:rPr>
-        <w:t>Выбрать предметную область для проектирования базы данных.</w:t>
+        <w:t>Выбрать предметную область базы данных.</w:t>
       </w:r>
     </w:p>
     <w:p>
       <w:pPr>
         <w:numPr>
           <w:ilvl w:val="0"/>
-          <w:numId w:val="7"/>
+          <w:numId w:val="13"/>
         </w:numPr>
-        <w:spacing w:after="0" w:line="360" w:lineRule="auto"/>
-        <w:ind w:left="709" w:hanging="709"/>
-        <w:rPr>
-          <w:rFonts w:cstheme="minorHAnsi"/>
-          <w:szCs w:val="28"/>
-        </w:rPr>
-      </w:pPr>
-      <w:r>
-        <w:rPr>
-          <w:rFonts w:cstheme="minorHAnsi"/>
-          <w:szCs w:val="28"/>
-        </w:rPr>
-        <w:t>Построить ER-диаграмму (сущности-связи) для выбранной предметной области.</w:t>
+        <w:spacing w:before="100" w:beforeAutospacing="1" w:after="100" w:afterAutospacing="1" w:line="360" w:lineRule="auto"/>
+        <w:ind w:hanging="720"/>
+        <w:rPr>
+          <w:rFonts w:cstheme="minorHAnsi"/>
+          <w:szCs w:val="28"/>
+        </w:rPr>
+      </w:pPr>
+      <w:r>
+        <w:rPr>
+          <w:rFonts w:cstheme="minorHAnsi"/>
+          <w:szCs w:val="28"/>
+        </w:rPr>
+        <w:t>Определить сущности и их атрибуты.</w:t>
       </w:r>
     </w:p>
     <w:p>
       <w:pPr>
         <w:numPr>
           <w:ilvl w:val="0"/>
-          <w:numId w:val="7"/>
+          <w:numId w:val="13"/>
         </w:numPr>
-        <w:spacing w:after="0" w:line="360" w:lineRule="auto"/>
-        <w:ind w:left="709" w:hanging="709"/>
-        <w:rPr>
-          <w:rFonts w:cstheme="minorHAnsi"/>
-          <w:szCs w:val="28"/>
-        </w:rPr>
-      </w:pPr>
-      <w:r>
-        <w:rPr>
-          <w:rFonts w:cstheme="minorHAnsi"/>
-          <w:szCs w:val="28"/>
-        </w:rPr>
-        <w:t>Разработать реляционную схему базы данных на основе ER-диаграммы.</w:t>
+        <w:spacing w:before="100" w:beforeAutospacing="1" w:after="100" w:afterAutospacing="1" w:line="360" w:lineRule="auto"/>
+        <w:ind w:hanging="720"/>
+        <w:rPr>
+          <w:rFonts w:cstheme="minorHAnsi"/>
+          <w:szCs w:val="28"/>
+        </w:rPr>
+      </w:pPr>
+      <w:r>
+        <w:rPr>
+          <w:rFonts w:cstheme="minorHAnsi"/>
+          <w:szCs w:val="28"/>
+        </w:rPr>
+        <w:t xml:space="preserve">Разработать SQL-скрипт для создания базы данных, включающий: </w:t>
+      </w:r>
+    </w:p>
+    <w:p>
+      <w:pPr>
+        <w:numPr>
+          <w:ilvl w:val="1"/>
+          <w:numId w:val="13"/>
+        </w:numPr>
+        <w:spacing w:before="100" w:beforeAutospacing="1" w:after="100" w:afterAutospacing="1" w:line="360" w:lineRule="auto"/>
+        <w:ind w:hanging="720"/>
+        <w:rPr>
+          <w:rFonts w:cstheme="minorHAnsi"/>
+          <w:szCs w:val="28"/>
+        </w:rPr>
+      </w:pPr>
+      <w:r>
+        <w:rPr>
+          <w:rFonts w:cstheme="minorHAnsi"/>
+          <w:szCs w:val="28"/>
+        </w:rPr>
+        <w:t>создание таблиц,</w:t>
+      </w:r>
+    </w:p>
+    <w:p>
+      <w:pPr>
+        <w:numPr>
+          <w:ilvl w:val="1"/>
+          <w:numId w:val="13"/>
+        </w:numPr>
+        <w:spacing w:before="100" w:beforeAutospacing="1" w:after="100" w:afterAutospacing="1" w:line="360" w:lineRule="auto"/>
+        <w:ind w:hanging="720"/>
+        <w:rPr>
+          <w:rFonts w:cstheme="minorHAnsi"/>
+          <w:szCs w:val="28"/>
+        </w:rPr>
+      </w:pPr>
+      <w:r>
+        <w:rPr>
+          <w:rFonts w:cstheme="minorHAnsi"/>
+          <w:szCs w:val="28"/>
+        </w:rPr>
+        <w:t>определение первичных и внешних ключей,</w:t>
+      </w:r>
+    </w:p>
+    <w:p>
+      <w:pPr>
+        <w:numPr>
+          <w:ilvl w:val="1"/>
+          <w:numId w:val="13"/>
+        </w:numPr>
+        <w:spacing w:before="100" w:beforeAutospacing="1" w:after="100" w:afterAutospacing="1" w:line="360" w:lineRule="auto"/>
+        <w:ind w:hanging="720"/>
+        <w:rPr>
+          <w:rFonts w:cstheme="minorHAnsi"/>
+          <w:szCs w:val="28"/>
+        </w:rPr>
+      </w:pPr>
+      <w:r>
+        <w:rPr>
+          <w:rFonts w:cstheme="minorHAnsi"/>
+          <w:szCs w:val="28"/>
+        </w:rPr>
+        <w:t>установку ограничений (NOT NULL, UNIQUE, CHECK).</w:t>
       </w:r>
     </w:p>
     <w:p>
       <w:pPr>
         <w:numPr>
           <w:ilvl w:val="0"/>
-          <w:numId w:val="7"/>
+          <w:numId w:val="13"/>
         </w:numPr>
-        <w:spacing w:after="0" w:line="360" w:lineRule="auto"/>
-        <w:ind w:left="709" w:hanging="709"/>
-        <w:rPr>
-          <w:rFonts w:cstheme="minorHAnsi"/>
-          <w:szCs w:val="28"/>
-        </w:rPr>
-      </w:pPr>
-      <w:r>
-        <w:rPr>
-          <w:rFonts w:cstheme="minorHAnsi"/>
-          <w:szCs w:val="28"/>
-        </w:rPr>
-        <w:t xml:space="preserve">Создать структуру базы данных в </w:t>
-      </w:r>
-      <w:proofErr w:type="spellStart"/>
-      <w:r>
-        <w:rPr>
-          <w:rFonts w:cstheme="minorHAnsi"/>
-          <w:szCs w:val="28"/>
-        </w:rPr>
-        <w:t>pgAdmin</w:t>
-      </w:r>
-      <w:proofErr w:type="spellEnd"/>
-      <w:r>
-        <w:rPr>
-          <w:rFonts w:cstheme="minorHAnsi"/>
-          <w:szCs w:val="28"/>
-        </w:rPr>
-        <w:t>.</w:t>
+        <w:spacing w:before="100" w:beforeAutospacing="1" w:after="100" w:afterAutospacing="1" w:line="360" w:lineRule="auto"/>
+        <w:ind w:hanging="720"/>
+        <w:rPr>
+          <w:rFonts w:cstheme="minorHAnsi"/>
+          <w:szCs w:val="28"/>
+        </w:rPr>
+      </w:pPr>
+      <w:r>
+        <w:rPr>
+          <w:rFonts w:cstheme="minorHAnsi"/>
+          <w:szCs w:val="28"/>
+        </w:rPr>
+        <w:t>Выполнить скрипт в pgAdmin и убедиться в корректности его работы.</w:t>
       </w:r>
     </w:p>
     <w:p>
       <w:pPr>
         <w:numPr>
           <w:ilvl w:val="0"/>
-          <w:numId w:val="7"/>
+          <w:numId w:val="13"/>
         </w:numPr>
-        <w:spacing w:after="0" w:line="360" w:lineRule="auto"/>
-        <w:ind w:left="709" w:hanging="709"/>
-        <w:rPr>
-          <w:rFonts w:cstheme="minorHAnsi"/>
-          <w:szCs w:val="28"/>
-        </w:rPr>
-      </w:pPr>
-      <w:r>
-        <w:rPr>
-          <w:rFonts w:cstheme="minorHAnsi"/>
-          <w:szCs w:val="28"/>
-        </w:rPr>
-        <w:t>Привести таблицы ко всем нормальным формам.</w:t>
-      </w:r>
-    </w:p>
-    <w:p>
-      <w:pPr>
-        <w:numPr>
-          <w:ilvl w:val="0"/>
-          <w:numId w:val="7"/>
-        </w:numPr>
-        <w:spacing w:after="0" w:line="360" w:lineRule="auto"/>
-        <w:ind w:left="709" w:hanging="709"/>
-        <w:rPr>
-          <w:rFonts w:cstheme="minorHAnsi"/>
-          <w:szCs w:val="28"/>
-        </w:rPr>
-      </w:pPr>
-      <w:r>
-        <w:rPr>
-          <w:rFonts w:cstheme="minorHAnsi"/>
-          <w:szCs w:val="28"/>
-        </w:rPr>
-        <w:t>Реализовать ограничения целостности (первичные и внешние ключи).</w:t>
-      </w:r>
-    </w:p>
-    <w:p>
-      <w:pPr>
-        <w:numPr>
-          <w:ilvl w:val="0"/>
-          <w:numId w:val="7"/>
-        </w:numPr>
-        <w:spacing w:after="0" w:line="360" w:lineRule="auto"/>
-        <w:ind w:left="709" w:hanging="709"/>
-        <w:rPr>
-          <w:rFonts w:cstheme="minorHAnsi"/>
-          <w:szCs w:val="28"/>
-        </w:rPr>
-      </w:pPr>
-      <w:r>
-        <w:rPr>
-          <w:rFonts w:cstheme="minorHAnsi"/>
-          <w:szCs w:val="28"/>
-        </w:rPr>
-        <w:t>Провести тестирование созданной базы данных с помощью запросов SQL.</w:t>
-      </w:r>
-      <w:r>
-        <w:rPr>
-          <w:rFonts w:cstheme="minorHAnsi"/>
-          <w:szCs w:val="28"/>
-        </w:rPr>
-        <w:t xml:space="preserve"> </w:t>
+        <w:spacing w:before="100" w:beforeAutospacing="1" w:after="100" w:afterAutospacing="1" w:line="360" w:lineRule="auto"/>
+        <w:ind w:hanging="720"/>
+        <w:rPr>
+          <w:rFonts w:cstheme="minorHAnsi"/>
+          <w:szCs w:val="28"/>
+        </w:rPr>
+      </w:pPr>
+      <w:r>
+        <w:rPr>
+          <w:rFonts w:cstheme="minorHAnsi"/>
+          <w:szCs w:val="28"/>
+        </w:rPr>
+        <w:t>Заполнить таблицы тестовыми данными и протестировать базу с помощью SQL-запросов.</w:t>
+      </w:r>
+    </w:p>
+    <w:p>
+      <w:pPr>
+        <w:spacing w:before="100" w:beforeAutospacing="1" w:after="100" w:afterAutospacing="1" w:line="360" w:lineRule="auto"/>
+        <w:ind w:left="720" w:firstLine="0"/>
+        <w:jc w:val="left"/>
+        <w:rPr>
+          <w:rFonts w:cstheme="minorHAnsi"/>
+          <w:color w:val="auto"/>
+          <w:kern w:val="0"/>
+          <w:sz w:val="24"/>
+          <w:szCs w:val="24"/>
+          <w14:ligatures w14:val="none"/>
+        </w:rPr>
+      </w:pPr>
+      <w:r>
+        <w:rPr>
+          <w:rFonts w:cstheme="minorHAnsi"/>
+          <w:szCs w:val="28"/>
+        </w:rPr>
+        <w:t xml:space="preserve">Выбранный вариант задания – 10. </w:t>
+      </w:r>
+      <w:r>
+        <w:rPr>
+          <w:rFonts w:cstheme="minorHAnsi"/>
+          <w:szCs w:val="28"/>
+        </w:rPr>
+        <w:t>База данных онлайн-курсов.</w:t>
       </w:r>
     </w:p>
     <w:p>
       <w:pPr>
         <w:spacing w:after="0" w:line="360" w:lineRule="auto"/>
         <w:ind w:left="0" w:firstLine="0"/>
-        <w:jc w:val="left"/>
         <w:rPr>
           <w:rFonts w:cstheme="minorHAnsi"/>
           <w:szCs w:val="28"/>
@@ -995,11 +950,12 @@
           <w:noProof/>
           <w:szCs w:val="28"/>
         </w:rPr>
+        <w:lastRenderedPageBreak/>
         <w:drawing>
-          <wp:inline distT="0" distB="0" distL="0" distR="0" wp14:anchorId="5E47DC30" wp14:editId="0A8F56E3">
-            <wp:extent cx="5943600" cy="2948305"/>
-            <wp:effectExtent l="0" t="0" r="0" b="4445"/>
-            <wp:docPr id="3" name="Рисунок 3"/>
+          <wp:inline distT="0" distB="0" distL="0" distR="0" wp14:anchorId="270FA760" wp14:editId="2F9E7DAD">
+            <wp:extent cx="5937885" cy="3918857"/>
+            <wp:effectExtent l="0" t="0" r="5715" b="5715"/>
+            <wp:docPr id="11" name="Рисунок 11"/>
             <wp:cNvGraphicFramePr>
               <a:graphicFrameLocks xmlns:a="http://schemas.openxmlformats.org/drawingml/2006/main" noChangeAspect="1"/>
             </wp:cNvGraphicFramePr>
@@ -1012,7 +968,7 @@
                       <a:picLocks noChangeAspect="1" noChangeArrowheads="1"/>
                     </pic:cNvPicPr>
                   </pic:nvPicPr>
-                  <pic:blipFill>
+                  <pic:blipFill rotWithShape="1">
                     <a:blip r:embed="rId6">
                       <a:extLst>
                         <a:ext uri="{28A0092B-C50C-407E-A947-70E740481C1C}">
@@ -1020,15 +976,13 @@
                         </a:ext>
                       </a:extLst>
                     </a:blip>
-                    <a:srcRect/>
-                    <a:stretch>
-                      <a:fillRect/>
-                    </a:stretch>
+                    <a:srcRect b="21990"/>
+                    <a:stretch/>
                   </pic:blipFill>
                   <pic:spPr bwMode="auto">
                     <a:xfrm>
                       <a:off x="0" y="0"/>
-                      <a:ext cx="5943600" cy="2948305"/>
+                      <a:ext cx="5937885" cy="3918857"/>
                     </a:xfrm>
                     <a:prstGeom prst="rect">
                       <a:avLst/>
@@ -1037,6 +991,11 @@
                     <a:ln>
                       <a:noFill/>
                     </a:ln>
+                    <a:extLst>
+                      <a:ext uri="{53640926-AAD7-44D8-BBD7-CCE9431645EC}">
+                        <a14:shadowObscured xmlns:a14="http://schemas.microsoft.com/office/drawing/2010/main"/>
+                      </a:ext>
+                    </a:extLst>
                   </pic:spPr>
                 </pic:pic>
               </a:graphicData>
@@ -1060,54 +1019,43 @@
           <w:rFonts w:cstheme="minorHAnsi"/>
           <w:szCs w:val="28"/>
         </w:rPr>
-        <w:t>Рис. 1</w:t>
-      </w:r>
-      <w:r>
-        <w:rPr>
-          <w:rFonts w:cstheme="minorHAnsi"/>
-          <w:szCs w:val="28"/>
-        </w:rPr>
-        <w:t xml:space="preserve"> «Таблица Товары»</w:t>
-      </w:r>
-    </w:p>
-    <w:p>
-      <w:pPr>
-        <w:spacing w:after="160" w:line="259" w:lineRule="auto"/>
-        <w:ind w:left="0" w:firstLine="0"/>
-        <w:jc w:val="left"/>
-        <w:rPr>
-          <w:rFonts w:cstheme="minorHAnsi"/>
-          <w:szCs w:val="28"/>
-        </w:rPr>
-      </w:pPr>
-      <w:r>
-        <w:rPr>
-          <w:rFonts w:cstheme="minorHAnsi"/>
-          <w:szCs w:val="28"/>
-        </w:rPr>
-        <w:br w:type="page"/>
+        <w:t>Рис</w:t>
+      </w:r>
+      <w:r>
+        <w:rPr>
+          <w:rFonts w:cstheme="minorHAnsi"/>
+          <w:szCs w:val="28"/>
+        </w:rPr>
+        <w:t xml:space="preserve">.1 </w:t>
+      </w:r>
+      <w:r>
+        <w:rPr>
+          <w:rFonts w:cstheme="minorHAnsi"/>
+          <w:szCs w:val="28"/>
+        </w:rPr>
+        <w:t>«Отрывок скрипта - создание таблиц»</w:t>
       </w:r>
     </w:p>
     <w:p>
       <w:pPr>
         <w:spacing w:after="0" w:line="360" w:lineRule="auto"/>
         <w:ind w:left="0" w:firstLine="0"/>
-        <w:jc w:val="left"/>
-        <w:rPr>
-          <w:rFonts w:cstheme="minorHAnsi"/>
-          <w:szCs w:val="28"/>
-        </w:rPr>
-      </w:pPr>
-      <w:r>
-        <w:rPr>
+        <w:rPr>
+          <w:rFonts w:cstheme="minorHAnsi"/>
+          <w:szCs w:val="28"/>
+        </w:rPr>
+      </w:pPr>
+      <w:r>
+        <w:rPr>
+          <w:rFonts w:cstheme="minorHAnsi"/>
           <w:noProof/>
-        </w:rPr>
-        <w:lastRenderedPageBreak/>
+          <w:szCs w:val="28"/>
+        </w:rPr>
         <w:drawing>
-          <wp:inline distT="0" distB="0" distL="0" distR="0" wp14:anchorId="4656F352" wp14:editId="10C15BA5">
-            <wp:extent cx="5008728" cy="4375471"/>
-            <wp:effectExtent l="0" t="0" r="1905" b="6350"/>
-            <wp:docPr id="1" name="Рисунок 1"/>
+          <wp:inline distT="0" distB="0" distL="0" distR="0" wp14:anchorId="56DAACDE" wp14:editId="13BF5E00">
+            <wp:extent cx="5937885" cy="3954780"/>
+            <wp:effectExtent l="0" t="0" r="5715" b="7620"/>
+            <wp:docPr id="12" name="Рисунок 12"/>
             <wp:cNvGraphicFramePr>
               <a:graphicFrameLocks xmlns:a="http://schemas.openxmlformats.org/drawingml/2006/main" noChangeAspect="1"/>
             </wp:cNvGraphicFramePr>
@@ -1115,7 +1063,7 @@
               <a:graphicData uri="http://schemas.openxmlformats.org/drawingml/2006/picture">
                 <pic:pic xmlns:pic="http://schemas.openxmlformats.org/drawingml/2006/picture">
                   <pic:nvPicPr>
-                    <pic:cNvPr id="0" name="Picture 1"/>
+                    <pic:cNvPr id="0" name="Picture 3"/>
                     <pic:cNvPicPr>
                       <a:picLocks noChangeAspect="1" noChangeArrowheads="1"/>
                     </pic:cNvPicPr>
@@ -1136,7 +1084,7 @@
                   <pic:spPr bwMode="auto">
                     <a:xfrm>
                       <a:off x="0" y="0"/>
-                      <a:ext cx="5024894" cy="4389593"/>
+                      <a:ext cx="5937885" cy="3954780"/>
                     </a:xfrm>
                     <a:prstGeom prst="rect">
                       <a:avLst/>
@@ -1155,93 +1103,6 @@
     </w:p>
     <w:p>
       <w:pPr>
-        <w:pStyle w:val="a3"/>
-        <w:tabs>
-          <w:tab w:val="left" w:pos="1134"/>
-        </w:tabs>
-        <w:spacing w:after="0" w:line="360" w:lineRule="auto"/>
-        <w:ind w:left="0"/>
-        <w:jc w:val="center"/>
-        <w:rPr>
-          <w:rFonts w:ascii="Times New Roman" w:eastAsia="Times New Roman" w:hAnsi="Times New Roman" w:cs="Times New Roman"/>
-          <w:sz w:val="28"/>
-          <w:szCs w:val="28"/>
-          <w:lang w:eastAsia="ru-RU"/>
-        </w:rPr>
-      </w:pPr>
-      <w:r>
-        <w:rPr>
-          <w:rFonts w:ascii="Times New Roman" w:hAnsi="Times New Roman" w:cs="Times New Roman"/>
-          <w:sz w:val="28"/>
-          <w:szCs w:val="28"/>
-        </w:rPr>
-        <w:t xml:space="preserve">Рис. </w:t>
-      </w:r>
-      <w:r>
-        <w:rPr>
-          <w:rFonts w:ascii="Times New Roman" w:hAnsi="Times New Roman" w:cs="Times New Roman"/>
-          <w:sz w:val="28"/>
-          <w:szCs w:val="28"/>
-        </w:rPr>
-        <w:t>2</w:t>
-      </w:r>
-      <w:r>
-        <w:rPr>
-          <w:rFonts w:ascii="Times New Roman" w:hAnsi="Times New Roman" w:cs="Times New Roman"/>
-          <w:sz w:val="28"/>
-          <w:szCs w:val="28"/>
-        </w:rPr>
-        <w:t xml:space="preserve"> «</w:t>
-      </w:r>
-      <w:r>
-        <w:rPr>
-          <w:rFonts w:ascii="Times New Roman" w:hAnsi="Times New Roman" w:cs="Times New Roman"/>
-          <w:sz w:val="28"/>
-          <w:szCs w:val="28"/>
-          <w:lang w:val="en-US"/>
-        </w:rPr>
-        <w:t>ER</w:t>
-      </w:r>
-      <w:r>
-        <w:rPr>
-          <w:rFonts w:ascii="Times New Roman" w:hAnsi="Times New Roman" w:cs="Times New Roman"/>
-          <w:sz w:val="28"/>
-          <w:szCs w:val="28"/>
-        </w:rPr>
-        <w:t xml:space="preserve">-диаграмма </w:t>
-      </w:r>
-      <w:r>
-        <w:rPr>
-          <w:rFonts w:ascii="Times New Roman" w:eastAsia="Times New Roman" w:hAnsi="Times New Roman" w:cs="Times New Roman"/>
-          <w:sz w:val="28"/>
-          <w:szCs w:val="28"/>
-          <w:lang w:eastAsia="ru-RU"/>
-        </w:rPr>
-        <w:t>Система управления заказами в интернет-магазине</w:t>
-      </w:r>
-      <w:r>
-        <w:rPr>
-          <w:rFonts w:ascii="Times New Roman" w:eastAsia="Times New Roman" w:hAnsi="Times New Roman" w:cs="Times New Roman"/>
-          <w:sz w:val="28"/>
-          <w:szCs w:val="28"/>
-          <w:lang w:eastAsia="ru-RU"/>
-        </w:rPr>
-        <w:t>»</w:t>
-      </w:r>
-    </w:p>
-    <w:p>
-      <w:pPr>
-        <w:spacing w:after="0" w:line="360" w:lineRule="auto"/>
-        <w:ind w:left="0" w:firstLine="0"/>
-        <w:jc w:val="left"/>
-        <w:rPr>
-          <w:rFonts w:cstheme="minorHAnsi"/>
-          <w:szCs w:val="28"/>
-        </w:rPr>
-      </w:pPr>
-    </w:p>
-    <w:p>
-      <w:pPr>
         <w:spacing w:after="0" w:line="360" w:lineRule="auto"/>
         <w:ind w:left="0" w:firstLine="0"/>
         <w:jc w:val="center"/>
@@ -1253,14 +1114,54 @@
       <w:r>
         <w:rPr>
           <w:rFonts w:cstheme="minorHAnsi"/>
+          <w:szCs w:val="28"/>
+        </w:rPr>
+        <w:t>Рис. 2 «</w:t>
+      </w:r>
+      <w:r>
+        <w:rPr>
+          <w:rFonts w:cstheme="minorHAnsi"/>
+          <w:szCs w:val="28"/>
+        </w:rPr>
+        <w:t xml:space="preserve">Отрывок скрипта </w:t>
+      </w:r>
+      <w:r>
+        <w:rPr>
+          <w:rFonts w:cstheme="minorHAnsi"/>
+          <w:szCs w:val="28"/>
+        </w:rPr>
+        <w:t>– заполнение таблиц»</w:t>
+      </w:r>
+      <w:r>
+        <w:rPr>
+          <w:rFonts w:cstheme="minorHAnsi"/>
+          <w:szCs w:val="28"/>
+        </w:rPr>
+        <w:br w:type="page"/>
+      </w:r>
+    </w:p>
+    <w:p>
+      <w:pPr>
+        <w:spacing w:after="0" w:line="360" w:lineRule="auto"/>
+        <w:ind w:left="0" w:firstLine="0"/>
+        <w:jc w:val="center"/>
+        <w:rPr>
+          <w:rFonts w:cstheme="minorHAnsi"/>
+          <w:szCs w:val="28"/>
+        </w:rPr>
+      </w:pPr>
+      <w:r>
+        <w:rPr>
+          <w:rFonts w:cstheme="minorHAnsi"/>
           <w:noProof/>
           <w:szCs w:val="28"/>
         </w:rPr>
+        <w:lastRenderedPageBreak/>
         <w:drawing>
-          <wp:inline distT="0" distB="0" distL="0" distR="0" wp14:anchorId="3230AC4F" wp14:editId="23141CAE">
-            <wp:extent cx="5940425" cy="2111516"/>
-            <wp:effectExtent l="0" t="0" r="3175" b="3175"/>
-            <wp:docPr id="4" name="Рисунок 4"/>
+          <wp:inline distT="0" distB="0" distL="0" distR="0" wp14:anchorId="7191F324" wp14:editId="2995E7C1">
+            <wp:extent cx="5931868" cy="4131486"/>
+            <wp:effectExtent l="0" t="0" r="0" b="2540"/>
+            <wp:docPr id="13" name="Рисунок 13"/>
             <wp:cNvGraphicFramePr>
               <a:graphicFrameLocks xmlns:a="http://schemas.openxmlformats.org/drawingml/2006/main" noChangeAspect="1"/>
             </wp:cNvGraphicFramePr>
@@ -1268,12 +1169,12 @@
               <a:graphicData uri="http://schemas.openxmlformats.org/drawingml/2006/picture">
                 <pic:pic xmlns:pic="http://schemas.openxmlformats.org/drawingml/2006/picture">
                   <pic:nvPicPr>
-                    <pic:cNvPr id="0" name="Picture 3"/>
+                    <pic:cNvPr id="0" name="Picture 4"/>
                     <pic:cNvPicPr>
                       <a:picLocks noChangeAspect="1" noChangeArrowheads="1"/>
                     </pic:cNvPicPr>
                   </pic:nvPicPr>
-                  <pic:blipFill>
+                  <pic:blipFill rotWithShape="1">
                     <a:blip r:embed="rId8">
                       <a:extLst>
                         <a:ext uri="{28A0092B-C50C-407E-A947-70E740481C1C}">
@@ -1281,15 +1182,13 @@
                         </a:ext>
                       </a:extLst>
                     </a:blip>
-                    <a:srcRect/>
-                    <a:stretch>
-                      <a:fillRect/>
-                    </a:stretch>
+                    <a:srcRect t="2336" b="1270"/>
+                    <a:stretch/>
                   </pic:blipFill>
                   <pic:spPr bwMode="auto">
                     <a:xfrm>
                       <a:off x="0" y="0"/>
-                      <a:ext cx="5940425" cy="2111516"/>
+                      <a:ext cx="5932170" cy="4131696"/>
                     </a:xfrm>
                     <a:prstGeom prst="rect">
                       <a:avLst/>
@@ -1298,6 +1197,11 @@
                     <a:ln>
                       <a:noFill/>
                     </a:ln>
+                    <a:extLst>
+                      <a:ext uri="{53640926-AAD7-44D8-BBD7-CCE9431645EC}">
+                        <a14:shadowObscured xmlns:a14="http://schemas.microsoft.com/office/drawing/2010/main"/>
+                      </a:ext>
+                    </a:extLst>
                   </pic:spPr>
                 </pic:pic>
               </a:graphicData>
@@ -1321,14 +1225,14 @@
           <w:rFonts w:cstheme="minorHAnsi"/>
           <w:szCs w:val="28"/>
         </w:rPr>
-        <w:t>Рис.3 «</w:t>
-      </w:r>
-      <w:r>
-        <w:rPr>
-          <w:rFonts w:cstheme="minorHAnsi"/>
-          <w:szCs w:val="28"/>
-        </w:rPr>
-        <w:t>Таблица Категории товаров</w:t>
+        <w:t>Рис.3 «Диаграмма базы данны</w:t>
+      </w:r>
+      <w:r>
+        <w:rPr>
+          <w:rFonts w:cstheme="minorHAnsi"/>
+          <w:szCs w:val="28"/>
+        </w:rPr>
+        <w:t>х</w:t>
       </w:r>
       <w:r>
         <w:rPr>
@@ -1354,12 +1258,11 @@
           <w:noProof/>
           <w:szCs w:val="28"/>
         </w:rPr>
-        <w:lastRenderedPageBreak/>
         <w:drawing>
-          <wp:inline distT="0" distB="0" distL="0" distR="0" wp14:anchorId="6C6A9DD4" wp14:editId="5135ADEC">
-            <wp:extent cx="5927725" cy="2191385"/>
-            <wp:effectExtent l="0" t="0" r="0" b="0"/>
-            <wp:docPr id="6" name="Рисунок 6"/>
+          <wp:inline distT="0" distB="0" distL="0" distR="0" wp14:anchorId="14366A57" wp14:editId="0E227E9D">
+            <wp:extent cx="5932170" cy="4320540"/>
+            <wp:effectExtent l="0" t="0" r="0" b="3810"/>
+            <wp:docPr id="14" name="Рисунок 14"/>
             <wp:cNvGraphicFramePr>
               <a:graphicFrameLocks xmlns:a="http://schemas.openxmlformats.org/drawingml/2006/main" noChangeAspect="1"/>
             </wp:cNvGraphicFramePr>
@@ -1388,7 +1291,7 @@
                   <pic:spPr bwMode="auto">
                     <a:xfrm>
                       <a:off x="0" y="0"/>
-                      <a:ext cx="5927725" cy="2191385"/>
+                      <a:ext cx="5932170" cy="4320540"/>
                     </a:xfrm>
                     <a:prstGeom prst="rect">
                       <a:avLst/>
@@ -1407,6 +1310,9 @@
     </w:p>
     <w:p>
       <w:pPr>
+        <w:tabs>
+          <w:tab w:val="left" w:pos="5226"/>
+        </w:tabs>
         <w:spacing w:after="0" w:line="360" w:lineRule="auto"/>
         <w:ind w:left="0" w:firstLine="0"/>
         <w:jc w:val="center"/>
@@ -1420,28 +1326,23 @@
           <w:rFonts w:cstheme="minorHAnsi"/>
           <w:szCs w:val="28"/>
         </w:rPr>
-        <w:t>Рис. 4 «</w:t>
-      </w:r>
-      <w:r>
-        <w:rPr>
-          <w:rFonts w:cstheme="minorHAnsi"/>
-          <w:szCs w:val="28"/>
-        </w:rPr>
-        <w:t>Таблица Статус заказа</w:t>
-      </w:r>
-      <w:r>
-        <w:rPr>
-          <w:rFonts w:cstheme="minorHAnsi"/>
-          <w:szCs w:val="28"/>
-        </w:rPr>
-        <w:t>»</w:t>
-      </w:r>
-    </w:p>
-    <w:p>
-      <w:pPr>
+        <w:t>Рис. 4 «Таблица Сертификаты»</w:t>
+      </w:r>
+      <w:r>
+        <w:rPr>
+          <w:rFonts w:cstheme="minorHAnsi"/>
+          <w:szCs w:val="28"/>
+        </w:rPr>
+        <w:br w:type="page"/>
+      </w:r>
+    </w:p>
+    <w:p>
+      <w:pPr>
+        <w:tabs>
+          <w:tab w:val="left" w:pos="5226"/>
+        </w:tabs>
         <w:spacing w:after="0" w:line="360" w:lineRule="auto"/>
         <w:ind w:left="0" w:firstLine="0"/>
-        <w:jc w:val="left"/>
         <w:rPr>
           <w:rFonts w:cstheme="minorHAnsi"/>
           <w:szCs w:val="28"/>
@@ -1453,11 +1354,12 @@
           <w:noProof/>
           <w:szCs w:val="28"/>
         </w:rPr>
+        <w:lastRenderedPageBreak/>
         <w:drawing>
-          <wp:inline distT="0" distB="0" distL="0" distR="0" wp14:anchorId="71400FF8" wp14:editId="138D599E">
-            <wp:extent cx="5943600" cy="2680335"/>
-            <wp:effectExtent l="0" t="0" r="0" b="5715"/>
-            <wp:docPr id="5" name="Рисунок 5"/>
+          <wp:inline distT="0" distB="0" distL="0" distR="0" wp14:anchorId="5CCC03C4" wp14:editId="6C939E2A">
+            <wp:extent cx="5930265" cy="3383280"/>
+            <wp:effectExtent l="0" t="0" r="0" b="7620"/>
+            <wp:docPr id="15" name="Рисунок 15"/>
             <wp:cNvGraphicFramePr>
               <a:graphicFrameLocks xmlns:a="http://schemas.openxmlformats.org/drawingml/2006/main" noChangeAspect="1"/>
             </wp:cNvGraphicFramePr>
@@ -1465,7 +1367,7 @@
               <a:graphicData uri="http://schemas.openxmlformats.org/drawingml/2006/picture">
                 <pic:pic xmlns:pic="http://schemas.openxmlformats.org/drawingml/2006/picture">
                   <pic:nvPicPr>
-                    <pic:cNvPr id="0" name="Picture 4"/>
+                    <pic:cNvPr id="0" name="Picture 6"/>
                     <pic:cNvPicPr>
                       <a:picLocks noChangeAspect="1" noChangeArrowheads="1"/>
                     </pic:cNvPicPr>
@@ -1486,7 +1388,7 @@
                   <pic:spPr bwMode="auto">
                     <a:xfrm>
                       <a:off x="0" y="0"/>
-                      <a:ext cx="5943600" cy="2680335"/>
+                      <a:ext cx="5930265" cy="3383280"/>
                     </a:xfrm>
                     <a:prstGeom prst="rect">
                       <a:avLst/>
@@ -1518,52 +1420,30 @@
           <w:rFonts w:cstheme="minorHAnsi"/>
           <w:szCs w:val="28"/>
         </w:rPr>
-        <w:t>Рис. 5 «</w:t>
-      </w:r>
-      <w:r>
-        <w:rPr>
-          <w:rFonts w:cstheme="minorHAnsi"/>
-          <w:szCs w:val="28"/>
-        </w:rPr>
-        <w:t>Промежуточная таблица Заказы-Товары</w:t>
-      </w:r>
-      <w:r>
-        <w:rPr>
-          <w:rFonts w:cstheme="minorHAnsi"/>
-          <w:szCs w:val="28"/>
-        </w:rPr>
-        <w:t>»</w:t>
-      </w:r>
-    </w:p>
-    <w:p>
-      <w:pPr>
-        <w:pStyle w:val="a3"/>
-        <w:tabs>
-          <w:tab w:val="left" w:pos="1134"/>
-        </w:tabs>
+        <w:t>Рис.5 «Таблица Курсы»</w:t>
+      </w:r>
+    </w:p>
+    <w:p>
+      <w:pPr>
         <w:spacing w:after="0" w:line="360" w:lineRule="auto"/>
-        <w:ind w:left="0"/>
+        <w:ind w:left="0" w:firstLine="0"/>
         <w:jc w:val="center"/>
         <w:rPr>
-          <w:rFonts w:ascii="Times New Roman" w:eastAsia="Times New Roman" w:hAnsi="Times New Roman" w:cs="Times New Roman"/>
-          <w:sz w:val="28"/>
-          <w:szCs w:val="28"/>
-          <w:lang w:eastAsia="ru-RU"/>
-        </w:rPr>
-      </w:pPr>
-      <w:r>
-        <w:rPr>
-          <w:rFonts w:ascii="Times New Roman" w:eastAsia="Times New Roman" w:hAnsi="Times New Roman" w:cs="Times New Roman"/>
+          <w:rFonts w:cstheme="minorHAnsi"/>
+          <w:szCs w:val="28"/>
+        </w:rPr>
+      </w:pPr>
+      <w:r>
+        <w:rPr>
+          <w:rFonts w:cstheme="minorHAnsi"/>
           <w:noProof/>
-          <w:sz w:val="28"/>
-          <w:szCs w:val="28"/>
-          <w:lang w:eastAsia="ru-RU"/>
+          <w:szCs w:val="28"/>
         </w:rPr>
         <w:drawing>
-          <wp:inline distT="0" distB="0" distL="0" distR="0" wp14:anchorId="0DCEF949" wp14:editId="1EC71D28">
-            <wp:extent cx="5943600" cy="3184525"/>
+          <wp:inline distT="0" distB="0" distL="0" distR="0" wp14:anchorId="6314096C" wp14:editId="50FD3BC1">
+            <wp:extent cx="5930265" cy="4441190"/>
             <wp:effectExtent l="0" t="0" r="0" b="0"/>
-            <wp:docPr id="7" name="Рисунок 7"/>
+            <wp:docPr id="16" name="Рисунок 16"/>
             <wp:cNvGraphicFramePr>
               <a:graphicFrameLocks xmlns:a="http://schemas.openxmlformats.org/drawingml/2006/main" noChangeAspect="1"/>
             </wp:cNvGraphicFramePr>
@@ -1571,7 +1451,7 @@
               <a:graphicData uri="http://schemas.openxmlformats.org/drawingml/2006/picture">
                 <pic:pic xmlns:pic="http://schemas.openxmlformats.org/drawingml/2006/picture">
                   <pic:nvPicPr>
-                    <pic:cNvPr id="0" name="Picture 6"/>
+                    <pic:cNvPr id="0" name="Picture 7"/>
                     <pic:cNvPicPr>
                       <a:picLocks noChangeAspect="1" noChangeArrowheads="1"/>
                     </pic:cNvPicPr>
@@ -1592,7 +1472,7 @@
                   <pic:spPr bwMode="auto">
                     <a:xfrm>
                       <a:off x="0" y="0"/>
-                      <a:ext cx="5943600" cy="3184525"/>
+                      <a:ext cx="5930265" cy="4441190"/>
                     </a:xfrm>
                     <a:prstGeom prst="rect">
                       <a:avLst/>
@@ -1611,63 +1491,83 @@
     </w:p>
     <w:p>
       <w:pPr>
-        <w:pStyle w:val="a3"/>
-        <w:tabs>
-          <w:tab w:val="left" w:pos="1134"/>
-        </w:tabs>
-        <w:spacing w:after="0" w:line="360" w:lineRule="auto"/>
-        <w:ind w:left="0"/>
-        <w:jc w:val="center"/>
-        <w:rPr>
-          <w:rFonts w:ascii="Times New Roman" w:eastAsia="Times New Roman" w:hAnsi="Times New Roman" w:cs="Times New Roman"/>
-          <w:sz w:val="28"/>
-          <w:szCs w:val="28"/>
-          <w:lang w:eastAsia="ru-RU"/>
-        </w:rPr>
-      </w:pPr>
-      <w:r>
-        <w:rPr>
-          <w:rFonts w:ascii="Times New Roman" w:eastAsia="Times New Roman" w:hAnsi="Times New Roman" w:cs="Times New Roman"/>
-          <w:sz w:val="28"/>
-          <w:szCs w:val="28"/>
-          <w:lang w:eastAsia="ru-RU"/>
-        </w:rPr>
-        <w:t>Рис. 6 «</w:t>
-      </w:r>
-      <w:r>
-        <w:rPr>
-          <w:rFonts w:ascii="Times New Roman" w:eastAsia="Times New Roman" w:hAnsi="Times New Roman" w:cs="Times New Roman"/>
-          <w:sz w:val="28"/>
-          <w:szCs w:val="28"/>
-          <w:lang w:eastAsia="ru-RU"/>
-        </w:rPr>
-        <w:t>Таблица Заказы</w:t>
-      </w:r>
-      <w:r>
-        <w:rPr>
-          <w:rFonts w:ascii="Times New Roman" w:eastAsia="Times New Roman" w:hAnsi="Times New Roman" w:cs="Times New Roman"/>
-          <w:sz w:val="28"/>
-          <w:szCs w:val="28"/>
-          <w:lang w:eastAsia="ru-RU"/>
-        </w:rPr>
-        <w:t>»</w:t>
-      </w:r>
-    </w:p>
-    <w:p>
-      <w:pPr>
         <w:spacing w:after="0" w:line="360" w:lineRule="auto"/>
         <w:ind w:left="0" w:firstLine="0"/>
-      </w:pPr>
-      <w:r>
-        <w:rPr>
+        <w:jc w:val="center"/>
+        <w:rPr>
+          <w:rFonts w:cstheme="minorHAnsi"/>
+          <w:szCs w:val="28"/>
+        </w:rPr>
+      </w:pPr>
+      <w:r>
+        <w:rPr>
+          <w:rFonts w:cstheme="minorHAnsi"/>
+          <w:szCs w:val="28"/>
+        </w:rPr>
+        <w:t>Рис.6 «</w:t>
+      </w:r>
+      <w:r>
+        <w:rPr>
+          <w:rFonts w:cstheme="minorHAnsi"/>
+          <w:szCs w:val="28"/>
+        </w:rPr>
+        <w:t xml:space="preserve">Таблица </w:t>
+      </w:r>
+      <w:r>
+        <w:rPr>
+          <w:rFonts w:cstheme="minorHAnsi"/>
+          <w:szCs w:val="28"/>
+        </w:rPr>
+        <w:t>Домашние задания</w:t>
+      </w:r>
+      <w:r>
+        <w:rPr>
+          <w:rFonts w:cstheme="minorHAnsi"/>
+          <w:szCs w:val="28"/>
+        </w:rPr>
+        <w:t>»</w:t>
+      </w:r>
+    </w:p>
+    <w:p>
+      <w:pPr>
+        <w:spacing w:after="160" w:line="259" w:lineRule="auto"/>
+        <w:ind w:left="0" w:firstLine="0"/>
+        <w:jc w:val="left"/>
+        <w:rPr>
+          <w:rFonts w:cstheme="minorHAnsi"/>
+          <w:szCs w:val="28"/>
+        </w:rPr>
+      </w:pPr>
+      <w:r>
+        <w:rPr>
+          <w:rFonts w:cstheme="minorHAnsi"/>
+          <w:szCs w:val="28"/>
+        </w:rPr>
+        <w:br w:type="page"/>
+      </w:r>
+    </w:p>
+    <w:p>
+      <w:pPr>
+        <w:spacing w:after="0" w:line="360" w:lineRule="auto"/>
+        <w:ind w:left="0" w:firstLine="0"/>
+        <w:jc w:val="center"/>
+        <w:rPr>
+          <w:rFonts w:cstheme="minorHAnsi"/>
+          <w:szCs w:val="28"/>
+        </w:rPr>
+      </w:pPr>
+      <w:r>
+        <w:rPr>
+          <w:rFonts w:cstheme="minorHAnsi"/>
           <w:noProof/>
+          <w:szCs w:val="28"/>
         </w:rPr>
         <w:lastRenderedPageBreak/>
         <w:drawing>
-          <wp:inline distT="0" distB="0" distL="0" distR="0" wp14:anchorId="6DB4F671" wp14:editId="1FE93CFD">
-            <wp:extent cx="5943600" cy="2239010"/>
-            <wp:effectExtent l="0" t="0" r="0" b="8890"/>
-            <wp:docPr id="8" name="Рисунок 8"/>
+          <wp:inline distT="0" distB="0" distL="0" distR="0" wp14:anchorId="2B1D5A72" wp14:editId="16CBABE2">
+            <wp:extent cx="5930265" cy="4114800"/>
+            <wp:effectExtent l="0" t="0" r="0" b="0"/>
+            <wp:docPr id="17" name="Рисунок 17"/>
             <wp:cNvGraphicFramePr>
               <a:graphicFrameLocks xmlns:a="http://schemas.openxmlformats.org/drawingml/2006/main" noChangeAspect="1"/>
             </wp:cNvGraphicFramePr>
@@ -1675,7 +1575,7 @@
               <a:graphicData uri="http://schemas.openxmlformats.org/drawingml/2006/picture">
                 <pic:pic xmlns:pic="http://schemas.openxmlformats.org/drawingml/2006/picture">
                   <pic:nvPicPr>
-                    <pic:cNvPr id="0" name="Picture 7"/>
+                    <pic:cNvPr id="0" name="Picture 8"/>
                     <pic:cNvPicPr>
                       <a:picLocks noChangeAspect="1" noChangeArrowheads="1"/>
                     </pic:cNvPicPr>
@@ -1696,7 +1596,7 @@
                   <pic:spPr bwMode="auto">
                     <a:xfrm>
                       <a:off x="0" y="0"/>
-                      <a:ext cx="5943600" cy="2239010"/>
+                      <a:ext cx="5930265" cy="4114800"/>
                     </a:xfrm>
                     <a:prstGeom prst="rect">
                       <a:avLst/>
@@ -1718,31 +1618,40 @@
         <w:spacing w:after="0" w:line="360" w:lineRule="auto"/>
         <w:ind w:left="0" w:firstLine="0"/>
         <w:jc w:val="center"/>
-      </w:pPr>
-      <w:r>
-        <w:t>Рис. 7 «</w:t>
-      </w:r>
-      <w:r>
-        <w:t>Таблица Адреса пользователей</w:t>
-      </w:r>
-      <w:r>
-        <w:t>»</w:t>
+        <w:rPr>
+          <w:rFonts w:cstheme="minorHAnsi"/>
+          <w:szCs w:val="28"/>
+        </w:rPr>
+      </w:pPr>
+      <w:r>
+        <w:rPr>
+          <w:rFonts w:cstheme="minorHAnsi"/>
+          <w:szCs w:val="28"/>
+        </w:rPr>
+        <w:t>Рис.7 «Таблица Занятия»</w:t>
       </w:r>
     </w:p>
     <w:p>
       <w:pPr>
         <w:spacing w:after="0" w:line="360" w:lineRule="auto"/>
         <w:ind w:left="0" w:firstLine="0"/>
-      </w:pPr>
-      <w:r>
-        <w:rPr>
+        <w:jc w:val="center"/>
+        <w:rPr>
+          <w:rFonts w:cstheme="minorHAnsi"/>
+          <w:szCs w:val="28"/>
+        </w:rPr>
+      </w:pPr>
+      <w:r>
+        <w:rPr>
+          <w:rFonts w:cstheme="minorHAnsi"/>
           <w:noProof/>
+          <w:szCs w:val="28"/>
         </w:rPr>
         <w:drawing>
-          <wp:inline distT="0" distB="0" distL="0" distR="0" wp14:anchorId="4B3AFCD2" wp14:editId="7DF14494">
-            <wp:extent cx="5943600" cy="2790190"/>
+          <wp:inline distT="0" distB="0" distL="0" distR="0" wp14:anchorId="21EC8438" wp14:editId="0409CBF4">
+            <wp:extent cx="5930265" cy="4192905"/>
             <wp:effectExtent l="0" t="0" r="0" b="0"/>
-            <wp:docPr id="9" name="Рисунок 9"/>
+            <wp:docPr id="18" name="Рисунок 18"/>
             <wp:cNvGraphicFramePr>
               <a:graphicFrameLocks xmlns:a="http://schemas.openxmlformats.org/drawingml/2006/main" noChangeAspect="1"/>
             </wp:cNvGraphicFramePr>
@@ -1750,7 +1659,7 @@
               <a:graphicData uri="http://schemas.openxmlformats.org/drawingml/2006/picture">
                 <pic:pic xmlns:pic="http://schemas.openxmlformats.org/drawingml/2006/picture">
                   <pic:nvPicPr>
-                    <pic:cNvPr id="0" name="Picture 8"/>
+                    <pic:cNvPr id="0" name="Picture 9"/>
                     <pic:cNvPicPr>
                       <a:picLocks noChangeAspect="1" noChangeArrowheads="1"/>
                     </pic:cNvPicPr>
@@ -1771,7 +1680,7 @@
                   <pic:spPr bwMode="auto">
                     <a:xfrm>
                       <a:off x="0" y="0"/>
-                      <a:ext cx="5943600" cy="2790190"/>
+                      <a:ext cx="5930265" cy="4192905"/>
                     </a:xfrm>
                     <a:prstGeom prst="rect">
                       <a:avLst/>
@@ -1793,22 +1702,25 @@
         <w:spacing w:after="0" w:line="360" w:lineRule="auto"/>
         <w:ind w:left="0" w:firstLine="0"/>
         <w:jc w:val="center"/>
-      </w:pPr>
-      <w:r>
-        <w:t>Рис. 8 «</w:t>
-      </w:r>
-      <w:r>
-        <w:t>Таблица Пользователи</w:t>
-      </w:r>
-      <w:r>
-        <w:t>»</w:t>
-      </w:r>
-    </w:p>
-    <w:p>
-      <w:pPr>
-        <w:spacing w:after="0" w:line="360" w:lineRule="auto"/>
-        <w:ind w:left="0" w:firstLine="0"/>
-      </w:pPr>
+        <w:rPr>
+          <w:rFonts w:cstheme="minorHAnsi"/>
+          <w:szCs w:val="28"/>
+        </w:rPr>
+      </w:pPr>
+      <w:r>
+        <w:rPr>
+          <w:rFonts w:cstheme="minorHAnsi"/>
+          <w:szCs w:val="28"/>
+        </w:rPr>
+        <w:t>Рис.8 «Таблица Материалы»</w:t>
+      </w:r>
+      <w:r>
+        <w:rPr>
+          <w:rFonts w:cstheme="minorHAnsi"/>
+          <w:szCs w:val="28"/>
+        </w:rPr>
+        <w:br w:type="page"/>
+      </w:r>
     </w:p>
     <w:p>
       <w:pPr>
@@ -1816,6 +1728,278 @@
         <w:ind w:left="0" w:firstLine="0"/>
         <w:jc w:val="center"/>
         <w:rPr>
+          <w:rFonts w:cstheme="minorHAnsi"/>
+          <w:szCs w:val="28"/>
+        </w:rPr>
+      </w:pPr>
+      <w:r>
+        <w:rPr>
+          <w:rFonts w:cstheme="minorHAnsi"/>
+          <w:noProof/>
+          <w:szCs w:val="28"/>
+        </w:rPr>
+        <w:lastRenderedPageBreak/>
+        <w:drawing>
+          <wp:inline distT="0" distB="0" distL="0" distR="0" wp14:anchorId="395CC704" wp14:editId="4813C3F4">
+            <wp:extent cx="5943600" cy="2874010"/>
+            <wp:effectExtent l="0" t="0" r="0" b="2540"/>
+            <wp:docPr id="20" name="Рисунок 20"/>
+            <wp:cNvGraphicFramePr>
+              <a:graphicFrameLocks xmlns:a="http://schemas.openxmlformats.org/drawingml/2006/main" noChangeAspect="1"/>
+            </wp:cNvGraphicFramePr>
+            <a:graphic xmlns:a="http://schemas.openxmlformats.org/drawingml/2006/main">
+              <a:graphicData uri="http://schemas.openxmlformats.org/drawingml/2006/picture">
+                <pic:pic xmlns:pic="http://schemas.openxmlformats.org/drawingml/2006/picture">
+                  <pic:nvPicPr>
+                    <pic:cNvPr id="0" name="Picture 11"/>
+                    <pic:cNvPicPr>
+                      <a:picLocks noChangeAspect="1" noChangeArrowheads="1"/>
+                    </pic:cNvPicPr>
+                  </pic:nvPicPr>
+                  <pic:blipFill>
+                    <a:blip r:embed="rId14">
+                      <a:extLst>
+                        <a:ext uri="{28A0092B-C50C-407E-A947-70E740481C1C}">
+                          <a14:useLocalDpi xmlns:a14="http://schemas.microsoft.com/office/drawing/2010/main" val="0"/>
+                        </a:ext>
+                      </a:extLst>
+                    </a:blip>
+                    <a:srcRect/>
+                    <a:stretch>
+                      <a:fillRect/>
+                    </a:stretch>
+                  </pic:blipFill>
+                  <pic:spPr bwMode="auto">
+                    <a:xfrm>
+                      <a:off x="0" y="0"/>
+                      <a:ext cx="5943600" cy="2874010"/>
+                    </a:xfrm>
+                    <a:prstGeom prst="rect">
+                      <a:avLst/>
+                    </a:prstGeom>
+                    <a:noFill/>
+                    <a:ln>
+                      <a:noFill/>
+                    </a:ln>
+                  </pic:spPr>
+                </pic:pic>
+              </a:graphicData>
+            </a:graphic>
+          </wp:inline>
+        </w:drawing>
+      </w:r>
+    </w:p>
+    <w:p>
+      <w:pPr>
+        <w:spacing w:after="0" w:line="360" w:lineRule="auto"/>
+        <w:ind w:left="0" w:firstLine="0"/>
+        <w:jc w:val="center"/>
+        <w:rPr>
+          <w:rFonts w:cstheme="minorHAnsi"/>
+          <w:szCs w:val="28"/>
+        </w:rPr>
+      </w:pPr>
+      <w:r>
+        <w:rPr>
+          <w:rFonts w:cstheme="minorHAnsi"/>
+          <w:szCs w:val="28"/>
+        </w:rPr>
+        <w:t>Рис.9 «Таблица Студенты»</w:t>
+      </w:r>
+      <w:r>
+        <w:rPr>
+          <w:rFonts w:cstheme="minorHAnsi"/>
+          <w:noProof/>
+          <w:szCs w:val="28"/>
+        </w:rPr>
+        <w:drawing>
+          <wp:inline distT="0" distB="0" distL="0" distR="0" wp14:anchorId="48832997" wp14:editId="6AC94CA0">
+            <wp:extent cx="5943600" cy="4192905"/>
+            <wp:effectExtent l="0" t="0" r="0" b="0"/>
+            <wp:docPr id="19" name="Рисунок 19"/>
+            <wp:cNvGraphicFramePr>
+              <a:graphicFrameLocks xmlns:a="http://schemas.openxmlformats.org/drawingml/2006/main" noChangeAspect="1"/>
+            </wp:cNvGraphicFramePr>
+            <a:graphic xmlns:a="http://schemas.openxmlformats.org/drawingml/2006/main">
+              <a:graphicData uri="http://schemas.openxmlformats.org/drawingml/2006/picture">
+                <pic:pic xmlns:pic="http://schemas.openxmlformats.org/drawingml/2006/picture">
+                  <pic:nvPicPr>
+                    <pic:cNvPr id="0" name="Picture 10"/>
+                    <pic:cNvPicPr>
+                      <a:picLocks noChangeAspect="1" noChangeArrowheads="1"/>
+                    </pic:cNvPicPr>
+                  </pic:nvPicPr>
+                  <pic:blipFill>
+                    <a:blip r:embed="rId15">
+                      <a:extLst>
+                        <a:ext uri="{28A0092B-C50C-407E-A947-70E740481C1C}">
+                          <a14:useLocalDpi xmlns:a14="http://schemas.microsoft.com/office/drawing/2010/main" val="0"/>
+                        </a:ext>
+                      </a:extLst>
+                    </a:blip>
+                    <a:srcRect/>
+                    <a:stretch>
+                      <a:fillRect/>
+                    </a:stretch>
+                  </pic:blipFill>
+                  <pic:spPr bwMode="auto">
+                    <a:xfrm>
+                      <a:off x="0" y="0"/>
+                      <a:ext cx="5943600" cy="4192905"/>
+                    </a:xfrm>
+                    <a:prstGeom prst="rect">
+                      <a:avLst/>
+                    </a:prstGeom>
+                    <a:noFill/>
+                    <a:ln>
+                      <a:noFill/>
+                    </a:ln>
+                  </pic:spPr>
+                </pic:pic>
+              </a:graphicData>
+            </a:graphic>
+          </wp:inline>
+        </w:drawing>
+      </w:r>
+    </w:p>
+    <w:p>
+      <w:pPr>
+        <w:spacing w:after="0" w:line="360" w:lineRule="auto"/>
+        <w:ind w:left="0" w:firstLine="0"/>
+        <w:jc w:val="center"/>
+        <w:rPr>
+          <w:rFonts w:cstheme="minorHAnsi"/>
+          <w:szCs w:val="28"/>
+        </w:rPr>
+      </w:pPr>
+      <w:r>
+        <w:rPr>
+          <w:rFonts w:cstheme="minorHAnsi"/>
+          <w:szCs w:val="28"/>
+        </w:rPr>
+        <w:t>Рис.10 «Таблица Отзывы»</w:t>
+      </w:r>
+    </w:p>
+    <w:p>
+      <w:pPr>
+        <w:spacing w:after="160" w:line="259" w:lineRule="auto"/>
+        <w:ind w:left="0" w:firstLine="0"/>
+        <w:jc w:val="left"/>
+        <w:rPr>
+          <w:rFonts w:cstheme="minorHAnsi"/>
+          <w:szCs w:val="28"/>
+        </w:rPr>
+      </w:pPr>
+      <w:r>
+        <w:rPr>
+          <w:rFonts w:cstheme="minorHAnsi"/>
+          <w:szCs w:val="28"/>
+        </w:rPr>
+        <w:br w:type="page"/>
+      </w:r>
+    </w:p>
+    <w:p>
+      <w:pPr>
+        <w:spacing w:after="0" w:line="360" w:lineRule="auto"/>
+        <w:ind w:left="0" w:firstLine="0"/>
+        <w:jc w:val="center"/>
+        <w:rPr>
+          <w:rFonts w:cstheme="minorHAnsi"/>
+          <w:szCs w:val="28"/>
+        </w:rPr>
+      </w:pPr>
+      <w:r>
+        <w:rPr>
+          <w:rFonts w:cstheme="minorHAnsi"/>
+          <w:noProof/>
+          <w:szCs w:val="28"/>
+        </w:rPr>
+        <w:lastRenderedPageBreak/>
+        <w:drawing>
+          <wp:inline distT="0" distB="0" distL="0" distR="0" wp14:anchorId="6D032B1A" wp14:editId="58CE336C">
+            <wp:extent cx="5930265" cy="2743200"/>
+            <wp:effectExtent l="0" t="0" r="0" b="0"/>
+            <wp:docPr id="21" name="Рисунок 21"/>
+            <wp:cNvGraphicFramePr>
+              <a:graphicFrameLocks xmlns:a="http://schemas.openxmlformats.org/drawingml/2006/main" noChangeAspect="1"/>
+            </wp:cNvGraphicFramePr>
+            <a:graphic xmlns:a="http://schemas.openxmlformats.org/drawingml/2006/main">
+              <a:graphicData uri="http://schemas.openxmlformats.org/drawingml/2006/picture">
+                <pic:pic xmlns:pic="http://schemas.openxmlformats.org/drawingml/2006/picture">
+                  <pic:nvPicPr>
+                    <pic:cNvPr id="0" name="Picture 12"/>
+                    <pic:cNvPicPr>
+                      <a:picLocks noChangeAspect="1" noChangeArrowheads="1"/>
+                    </pic:cNvPicPr>
+                  </pic:nvPicPr>
+                  <pic:blipFill>
+                    <a:blip r:embed="rId16">
+                      <a:extLst>
+                        <a:ext uri="{28A0092B-C50C-407E-A947-70E740481C1C}">
+                          <a14:useLocalDpi xmlns:a14="http://schemas.microsoft.com/office/drawing/2010/main" val="0"/>
+                        </a:ext>
+                      </a:extLst>
+                    </a:blip>
+                    <a:srcRect/>
+                    <a:stretch>
+                      <a:fillRect/>
+                    </a:stretch>
+                  </pic:blipFill>
+                  <pic:spPr bwMode="auto">
+                    <a:xfrm>
+                      <a:off x="0" y="0"/>
+                      <a:ext cx="5930265" cy="2743200"/>
+                    </a:xfrm>
+                    <a:prstGeom prst="rect">
+                      <a:avLst/>
+                    </a:prstGeom>
+                    <a:noFill/>
+                    <a:ln>
+                      <a:noFill/>
+                    </a:ln>
+                  </pic:spPr>
+                </pic:pic>
+              </a:graphicData>
+            </a:graphic>
+          </wp:inline>
+        </w:drawing>
+      </w:r>
+    </w:p>
+    <w:p>
+      <w:pPr>
+        <w:spacing w:after="0" w:line="360" w:lineRule="auto"/>
+        <w:ind w:left="0" w:firstLine="0"/>
+        <w:jc w:val="center"/>
+        <w:rPr>
+          <w:rFonts w:cstheme="minorHAnsi"/>
+          <w:szCs w:val="28"/>
+        </w:rPr>
+      </w:pPr>
+      <w:r>
+        <w:rPr>
+          <w:rFonts w:cstheme="minorHAnsi"/>
+          <w:szCs w:val="28"/>
+        </w:rPr>
+        <w:t>Рис.11 «Таблица Преподаватели»</w:t>
+      </w:r>
+    </w:p>
+    <w:p>
+      <w:pPr>
+        <w:spacing w:after="0" w:line="360" w:lineRule="auto"/>
+        <w:ind w:left="0" w:firstLine="0"/>
+        <w:jc w:val="center"/>
+        <w:rPr>
+          <w:rFonts w:cstheme="minorHAnsi"/>
+          <w:szCs w:val="28"/>
+        </w:rPr>
+      </w:pPr>
+    </w:p>
+    <w:p>
+      <w:pPr>
+        <w:spacing w:after="0" w:line="360" w:lineRule="auto"/>
+        <w:ind w:left="0" w:firstLine="0"/>
+        <w:jc w:val="center"/>
+        <w:rPr>
           <w:color w:val="auto"/>
           <w:kern w:val="0"/>
           <w:szCs w:val="28"/>
@@ -1831,473 +2015,359 @@
     </w:p>
     <w:p>
       <w:pPr>
-        <w:pStyle w:val="a3"/>
         <w:numPr>
           <w:ilvl w:val="0"/>
-          <w:numId w:val="5"/>
+          <w:numId w:val="15"/>
         </w:numPr>
-        <w:tabs>
-          <w:tab w:val="left" w:pos="993"/>
-        </w:tabs>
         <w:spacing w:after="0" w:line="360" w:lineRule="auto"/>
-        <w:ind w:left="709" w:hanging="709"/>
-        <w:contextualSpacing w:val="0"/>
-        <w:jc w:val="both"/>
-        <w:rPr>
-          <w:rFonts w:ascii="Times New Roman" w:eastAsia="Times New Roman" w:hAnsi="Times New Roman" w:cs="Times New Roman"/>
-          <w:sz w:val="28"/>
-          <w:szCs w:val="28"/>
-          <w:lang w:eastAsia="ru-RU"/>
-        </w:rPr>
-      </w:pPr>
-      <w:r>
-        <w:rPr>
-          <w:rFonts w:ascii="Times New Roman" w:eastAsia="Times New Roman" w:hAnsi="Times New Roman" w:cs="Times New Roman"/>
-          <w:sz w:val="28"/>
-          <w:szCs w:val="28"/>
-          <w:lang w:eastAsia="ru-RU"/>
-        </w:rPr>
-        <w:t>Что такое реляционная схема базы данных и какие основные элементы она включает?</w:t>
-      </w:r>
-    </w:p>
-    <w:p>
-      <w:pPr>
-        <w:pStyle w:val="a3"/>
-        <w:tabs>
-          <w:tab w:val="left" w:pos="993"/>
-        </w:tabs>
+        <w:ind w:hanging="720"/>
+        <w:jc w:val="left"/>
+        <w:rPr>
+          <w:rFonts w:cstheme="minorHAnsi"/>
+          <w:color w:val="auto"/>
+          <w:kern w:val="0"/>
+          <w:szCs w:val="28"/>
+          <w14:ligatures w14:val="none"/>
+        </w:rPr>
+      </w:pPr>
+      <w:r>
+        <w:rPr>
+          <w:rFonts w:cstheme="minorHAnsi"/>
+          <w:szCs w:val="28"/>
+        </w:rPr>
+        <w:t>Какие основные команды SQL используются для создания структуры базы данных?</w:t>
+      </w:r>
+    </w:p>
+    <w:p>
+      <w:pPr>
         <w:spacing w:after="0" w:line="360" w:lineRule="auto"/>
-        <w:ind w:left="709"/>
-        <w:contextualSpacing w:val="0"/>
-        <w:jc w:val="both"/>
-        <w:rPr>
-          <w:rFonts w:ascii="Times New Roman" w:eastAsia="Times New Roman" w:hAnsi="Times New Roman" w:cs="Times New Roman"/>
-          <w:sz w:val="28"/>
-          <w:szCs w:val="28"/>
-          <w:lang w:eastAsia="ru-RU"/>
-        </w:rPr>
-      </w:pPr>
-      <w:r>
-        <w:rPr>
-          <w:rFonts w:ascii="Times New Roman" w:eastAsia="Times New Roman" w:hAnsi="Times New Roman" w:cs="Times New Roman"/>
-          <w:sz w:val="28"/>
-          <w:szCs w:val="28"/>
-          <w:lang w:eastAsia="ru-RU"/>
-        </w:rPr>
-        <w:t>Это о</w:t>
-      </w:r>
-      <w:r>
-        <w:rPr>
-          <w:rFonts w:ascii="Times New Roman" w:eastAsia="Times New Roman" w:hAnsi="Times New Roman" w:cs="Times New Roman"/>
-          <w:sz w:val="28"/>
-          <w:szCs w:val="28"/>
-          <w:lang w:eastAsia="ru-RU"/>
-        </w:rPr>
-        <w:t>писание структуры таблиц (отношений), их атрибутов, типов данных и взаимосвязей. Такая схема обеспечивает логическую организацию данных, упрощая их использование и управление.</w:t>
-      </w:r>
-    </w:p>
-    <w:p>
-      <w:pPr>
-        <w:pStyle w:val="a3"/>
+        <w:ind w:left="720" w:firstLine="0"/>
+        <w:jc w:val="left"/>
+        <w:rPr>
+          <w:rFonts w:cstheme="minorHAnsi"/>
+          <w:color w:val="auto"/>
+          <w:kern w:val="0"/>
+          <w:szCs w:val="28"/>
+          <w14:ligatures w14:val="none"/>
+        </w:rPr>
+      </w:pPr>
+      <w:r>
+        <w:rPr>
+          <w:rFonts w:cstheme="minorHAnsi"/>
+          <w:color w:val="auto"/>
+          <w:kern w:val="0"/>
+          <w:szCs w:val="28"/>
+          <w:lang w:val="en-US"/>
+          <w14:ligatures w14:val="none"/>
+        </w:rPr>
+        <w:t>CREATE</w:t>
+      </w:r>
+      <w:r>
+        <w:rPr>
+          <w:rFonts w:cstheme="minorHAnsi"/>
+          <w:color w:val="auto"/>
+          <w:kern w:val="0"/>
+          <w:szCs w:val="28"/>
+          <w14:ligatures w14:val="none"/>
+        </w:rPr>
+        <w:t xml:space="preserve"> - создание</w:t>
+      </w:r>
+      <w:r>
+        <w:rPr>
+          <w:rFonts w:cstheme="minorHAnsi"/>
+          <w:color w:val="auto"/>
+          <w:kern w:val="0"/>
+          <w:szCs w:val="28"/>
+          <w14:ligatures w14:val="none"/>
+        </w:rPr>
+        <w:t xml:space="preserve">, </w:t>
+      </w:r>
+      <w:r>
+        <w:rPr>
+          <w:rFonts w:cstheme="minorHAnsi"/>
+          <w:color w:val="auto"/>
+          <w:kern w:val="0"/>
+          <w:szCs w:val="28"/>
+          <w:lang w:val="en-US"/>
+          <w14:ligatures w14:val="none"/>
+        </w:rPr>
+        <w:t>DROP</w:t>
+      </w:r>
+      <w:r>
+        <w:rPr>
+          <w:rFonts w:cstheme="minorHAnsi"/>
+          <w:color w:val="auto"/>
+          <w:kern w:val="0"/>
+          <w:szCs w:val="28"/>
+          <w14:ligatures w14:val="none"/>
+        </w:rPr>
+        <w:t xml:space="preserve"> - удаление</w:t>
+      </w:r>
+      <w:r>
+        <w:rPr>
+          <w:rFonts w:cstheme="minorHAnsi"/>
+          <w:color w:val="auto"/>
+          <w:kern w:val="0"/>
+          <w:szCs w:val="28"/>
+          <w14:ligatures w14:val="none"/>
+        </w:rPr>
+        <w:t xml:space="preserve">, </w:t>
+      </w:r>
+      <w:r>
+        <w:rPr>
+          <w:rFonts w:cstheme="minorHAnsi"/>
+          <w:color w:val="auto"/>
+          <w:kern w:val="0"/>
+          <w:szCs w:val="28"/>
+          <w:lang w:val="en-US"/>
+          <w14:ligatures w14:val="none"/>
+        </w:rPr>
+        <w:t>ALTER</w:t>
+      </w:r>
+      <w:r>
+        <w:rPr>
+          <w:rFonts w:cstheme="minorHAnsi"/>
+          <w:color w:val="auto"/>
+          <w:kern w:val="0"/>
+          <w:szCs w:val="28"/>
+          <w14:ligatures w14:val="none"/>
+        </w:rPr>
+        <w:t xml:space="preserve"> – </w:t>
+      </w:r>
+      <w:r>
+        <w:rPr>
+          <w:rFonts w:cstheme="minorHAnsi"/>
+          <w:color w:val="auto"/>
+          <w:kern w:val="0"/>
+          <w:szCs w:val="28"/>
+          <w14:ligatures w14:val="none"/>
+        </w:rPr>
+        <w:t>изменение.</w:t>
+      </w:r>
+    </w:p>
+    <w:p>
+      <w:pPr>
         <w:numPr>
           <w:ilvl w:val="0"/>
-          <w:numId w:val="5"/>
+          <w:numId w:val="15"/>
         </w:numPr>
-        <w:tabs>
-          <w:tab w:val="left" w:pos="993"/>
-        </w:tabs>
         <w:spacing w:after="0" w:line="360" w:lineRule="auto"/>
-        <w:ind w:left="709" w:hanging="709"/>
-        <w:contextualSpacing w:val="0"/>
-        <w:jc w:val="both"/>
-        <w:rPr>
-          <w:rFonts w:ascii="Times New Roman" w:eastAsia="Times New Roman" w:hAnsi="Times New Roman" w:cs="Times New Roman"/>
-          <w:sz w:val="28"/>
-          <w:szCs w:val="28"/>
-          <w:lang w:eastAsia="ru-RU"/>
-        </w:rPr>
-      </w:pPr>
-      <w:r>
-        <w:rPr>
-          <w:rFonts w:ascii="Times New Roman" w:eastAsia="Times New Roman" w:hAnsi="Times New Roman" w:cs="Times New Roman"/>
-          <w:sz w:val="28"/>
-          <w:szCs w:val="28"/>
-          <w:lang w:eastAsia="ru-RU"/>
-        </w:rPr>
-        <w:t>Какие ограничения целостности данных реализуются при создании базы данных? Приведите примеры их применения.</w:t>
-      </w:r>
-    </w:p>
-    <w:p>
-      <w:pPr>
-        <w:pStyle w:val="a3"/>
+        <w:ind w:hanging="720"/>
+        <w:jc w:val="left"/>
+        <w:rPr>
+          <w:rFonts w:cstheme="minorHAnsi"/>
+          <w:szCs w:val="28"/>
+        </w:rPr>
+      </w:pPr>
+      <w:r>
+        <w:rPr>
+          <w:rFonts w:cstheme="minorHAnsi"/>
+          <w:szCs w:val="28"/>
+        </w:rPr>
+        <w:t>Что такое первичный и внешний ключ, и как они определяются в SQL?</w:t>
+      </w:r>
+    </w:p>
+    <w:p>
+      <w:pPr>
+        <w:spacing w:after="0" w:line="360" w:lineRule="auto"/>
+        <w:ind w:left="709" w:firstLine="0"/>
+        <w:jc w:val="left"/>
+        <w:rPr>
+          <w:rFonts w:cstheme="minorHAnsi"/>
+          <w:szCs w:val="28"/>
+        </w:rPr>
+      </w:pPr>
+      <w:r>
+        <w:rPr>
+          <w:rFonts w:cstheme="minorHAnsi"/>
+          <w:szCs w:val="28"/>
+        </w:rPr>
+        <w:t>Первичный ключ уникально идентифицирует табличную запись, а внешний ключ ссылается на первичный ключ другой таблиц.</w:t>
+      </w:r>
+    </w:p>
+    <w:p>
+      <w:pPr>
+        <w:spacing w:after="0" w:line="360" w:lineRule="auto"/>
+        <w:ind w:left="709" w:firstLine="0"/>
+        <w:jc w:val="left"/>
+        <w:rPr>
+          <w:rFonts w:cstheme="minorHAnsi"/>
+          <w:szCs w:val="28"/>
+        </w:rPr>
+      </w:pPr>
+      <w:r>
+        <w:rPr>
+          <w:rFonts w:cstheme="minorHAnsi"/>
+          <w:szCs w:val="28"/>
+        </w:rPr>
+        <w:t xml:space="preserve">Определяются ключевыми словами </w:t>
+      </w:r>
+      <w:r>
+        <w:rPr>
+          <w:rFonts w:cstheme="minorHAnsi"/>
+          <w:szCs w:val="28"/>
+          <w:lang w:val="en-US"/>
+        </w:rPr>
+        <w:t>PRIMARY</w:t>
+      </w:r>
+      <w:r>
+        <w:rPr>
+          <w:rFonts w:cstheme="minorHAnsi"/>
+          <w:szCs w:val="28"/>
+        </w:rPr>
+        <w:t xml:space="preserve"> </w:t>
+      </w:r>
+      <w:r>
+        <w:rPr>
+          <w:rFonts w:cstheme="minorHAnsi"/>
+          <w:szCs w:val="28"/>
+          <w:lang w:val="en-US"/>
+        </w:rPr>
+        <w:t>KEY</w:t>
+      </w:r>
+      <w:r>
+        <w:rPr>
+          <w:rFonts w:cstheme="minorHAnsi"/>
+          <w:szCs w:val="28"/>
+        </w:rPr>
+        <w:t xml:space="preserve"> и </w:t>
+      </w:r>
+      <w:r>
+        <w:rPr>
+          <w:rFonts w:cstheme="minorHAnsi"/>
+          <w:szCs w:val="28"/>
+          <w:lang w:val="en-US"/>
+        </w:rPr>
+        <w:t>FOREIGN</w:t>
+      </w:r>
+      <w:r>
+        <w:rPr>
+          <w:rFonts w:cstheme="minorHAnsi"/>
+          <w:szCs w:val="28"/>
+        </w:rPr>
+        <w:t xml:space="preserve"> </w:t>
+      </w:r>
+      <w:r>
+        <w:rPr>
+          <w:rFonts w:cstheme="minorHAnsi"/>
+          <w:szCs w:val="28"/>
+          <w:lang w:val="en-US"/>
+        </w:rPr>
+        <w:t>KEY</w:t>
+      </w:r>
+      <w:r>
+        <w:rPr>
+          <w:rFonts w:cstheme="minorHAnsi"/>
+          <w:szCs w:val="28"/>
+        </w:rPr>
+        <w:t>.</w:t>
+      </w:r>
+    </w:p>
+    <w:p>
+      <w:pPr>
         <w:numPr>
           <w:ilvl w:val="0"/>
-          <w:numId w:val="10"/>
+          <w:numId w:val="15"/>
         </w:numPr>
-        <w:tabs>
-          <w:tab w:val="left" w:pos="993"/>
-        </w:tabs>
         <w:spacing w:after="0" w:line="360" w:lineRule="auto"/>
-        <w:jc w:val="both"/>
-        <w:rPr>
-          <w:rFonts w:ascii="Times New Roman" w:hAnsi="Times New Roman" w:cs="Times New Roman"/>
-          <w:sz w:val="28"/>
+        <w:ind w:hanging="720"/>
+        <w:jc w:val="left"/>
+        <w:rPr>
+          <w:rFonts w:cstheme="minorHAnsi"/>
+          <w:szCs w:val="28"/>
+        </w:rPr>
+      </w:pPr>
+      <w:r>
+        <w:rPr>
+          <w:rFonts w:cstheme="minorHAnsi"/>
+          <w:szCs w:val="28"/>
+        </w:rPr>
+        <w:t>Какие ограничения целостности данных можно задать в SQL, и как они влияют на данные?</w:t>
+      </w:r>
+    </w:p>
+    <w:p>
+      <w:pPr>
+        <w:spacing w:after="0" w:line="360" w:lineRule="auto"/>
+        <w:ind w:left="720" w:firstLine="0"/>
+        <w:jc w:val="left"/>
+        <w:rPr>
+          <w:rFonts w:cstheme="minorHAnsi"/>
+          <w:szCs w:val="28"/>
+        </w:rPr>
+      </w:pPr>
+      <w:r>
+        <w:rPr>
+          <w:rFonts w:cstheme="minorHAnsi"/>
           <w:szCs w:val="28"/>
           <w:lang w:val="en-US"/>
         </w:rPr>
-      </w:pPr>
-      <w:r>
-        <w:rPr>
-          <w:rFonts w:ascii="Times New Roman" w:hAnsi="Times New Roman" w:cs="Times New Roman"/>
-          <w:sz w:val="28"/>
-          <w:szCs w:val="28"/>
-        </w:rPr>
-        <w:t>Сущностная целостность: Первичный ключ уникален и не NULL. Пример</w:t>
-      </w:r>
-      <w:r>
-        <w:rPr>
-          <w:rFonts w:ascii="Times New Roman" w:hAnsi="Times New Roman" w:cs="Times New Roman"/>
-          <w:sz w:val="28"/>
+        <w:t>PRIMARY KEY, FOREIGN KEY, NOT NULL, UNIQUE, DEFAULT, CHECK.</w:t>
+      </w:r>
+      <w:r>
+        <w:rPr>
+          <w:rFonts w:cstheme="minorHAnsi"/>
           <w:szCs w:val="28"/>
           <w:lang w:val="en-US"/>
         </w:rPr>
-        <w:t xml:space="preserve">: PRIMARY KEY (id) </w:t>
-      </w:r>
-      <w:r>
-        <w:rPr>
-          <w:rFonts w:ascii="Times New Roman" w:hAnsi="Times New Roman" w:cs="Times New Roman"/>
-          <w:sz w:val="28"/>
-          <w:szCs w:val="28"/>
-        </w:rPr>
-        <w:t>в</w:t>
-      </w:r>
-      <w:r>
-        <w:rPr>
-          <w:rFonts w:ascii="Times New Roman" w:hAnsi="Times New Roman" w:cs="Times New Roman"/>
-          <w:sz w:val="28"/>
-          <w:szCs w:val="28"/>
-          <w:lang w:val="en-US"/>
-        </w:rPr>
         <w:t xml:space="preserve"> </w:t>
       </w:r>
       <w:r>
         <w:rPr>
-          <w:rFonts w:ascii="Times New Roman" w:hAnsi="Times New Roman" w:cs="Times New Roman"/>
-          <w:sz w:val="28"/>
-          <w:szCs w:val="28"/>
-        </w:rPr>
-        <w:t>таблице</w:t>
-      </w:r>
-      <w:r>
-        <w:rPr>
-          <w:rFonts w:ascii="Times New Roman" w:hAnsi="Times New Roman" w:cs="Times New Roman"/>
-          <w:sz w:val="28"/>
-          <w:szCs w:val="28"/>
-          <w:lang w:val="en-US"/>
-        </w:rPr>
-        <w:t xml:space="preserve"> users.</w:t>
-      </w:r>
-    </w:p>
-    <w:p>
-      <w:pPr>
-        <w:pStyle w:val="a3"/>
+          <w:rFonts w:cstheme="minorHAnsi"/>
+          <w:szCs w:val="28"/>
+        </w:rPr>
+        <w:t>Они позволяют обеспечить правильность и согласованность данных внутри таблицы.</w:t>
+      </w:r>
+    </w:p>
+    <w:p>
+      <w:pPr>
         <w:numPr>
           <w:ilvl w:val="0"/>
-          <w:numId w:val="10"/>
+          <w:numId w:val="15"/>
         </w:numPr>
-        <w:tabs>
-          <w:tab w:val="left" w:pos="993"/>
-        </w:tabs>
         <w:spacing w:after="0" w:line="360" w:lineRule="auto"/>
-        <w:jc w:val="both"/>
-        <w:rPr>
-          <w:rFonts w:ascii="Times New Roman" w:hAnsi="Times New Roman" w:cs="Times New Roman"/>
-          <w:sz w:val="28"/>
-          <w:szCs w:val="28"/>
-        </w:rPr>
-      </w:pPr>
-      <w:r>
-        <w:rPr>
-          <w:rFonts w:ascii="Times New Roman" w:hAnsi="Times New Roman" w:cs="Times New Roman"/>
-          <w:sz w:val="28"/>
-          <w:szCs w:val="28"/>
-        </w:rPr>
-        <w:lastRenderedPageBreak/>
-        <w:t>Ссылка целостность: Внешний ключ ссылается на существующий первичный ключ. Пример: FOREIGN KEY (</w:t>
-      </w:r>
-      <w:proofErr w:type="spellStart"/>
-      <w:r>
-        <w:rPr>
-          <w:rFonts w:ascii="Times New Roman" w:hAnsi="Times New Roman" w:cs="Times New Roman"/>
-          <w:sz w:val="28"/>
-          <w:szCs w:val="28"/>
-        </w:rPr>
-        <w:t>user_id</w:t>
-      </w:r>
-      <w:proofErr w:type="spellEnd"/>
-      <w:r>
-        <w:rPr>
-          <w:rFonts w:ascii="Times New Roman" w:hAnsi="Times New Roman" w:cs="Times New Roman"/>
-          <w:sz w:val="28"/>
-          <w:szCs w:val="28"/>
-        </w:rPr>
-        <w:t xml:space="preserve">) REFERENCES </w:t>
-      </w:r>
-      <w:proofErr w:type="spellStart"/>
-      <w:r>
-        <w:rPr>
-          <w:rFonts w:ascii="Times New Roman" w:hAnsi="Times New Roman" w:cs="Times New Roman"/>
-          <w:sz w:val="28"/>
-          <w:szCs w:val="28"/>
-        </w:rPr>
-        <w:t>users</w:t>
-      </w:r>
-      <w:proofErr w:type="spellEnd"/>
-      <w:r>
-        <w:rPr>
-          <w:rFonts w:ascii="Times New Roman" w:hAnsi="Times New Roman" w:cs="Times New Roman"/>
-          <w:sz w:val="28"/>
-          <w:szCs w:val="28"/>
-        </w:rPr>
-        <w:t>(</w:t>
-      </w:r>
-      <w:proofErr w:type="spellStart"/>
-      <w:r>
-        <w:rPr>
-          <w:rFonts w:ascii="Times New Roman" w:hAnsi="Times New Roman" w:cs="Times New Roman"/>
-          <w:sz w:val="28"/>
-          <w:szCs w:val="28"/>
-        </w:rPr>
-        <w:t>id</w:t>
-      </w:r>
-      <w:proofErr w:type="spellEnd"/>
-      <w:r>
-        <w:rPr>
-          <w:rFonts w:ascii="Times New Roman" w:hAnsi="Times New Roman" w:cs="Times New Roman"/>
-          <w:sz w:val="28"/>
-          <w:szCs w:val="28"/>
-        </w:rPr>
-        <w:t>).</w:t>
-      </w:r>
-    </w:p>
-    <w:p>
-      <w:pPr>
-        <w:pStyle w:val="a3"/>
-        <w:numPr>
-          <w:ilvl w:val="0"/>
-          <w:numId w:val="10"/>
-        </w:numPr>
-        <w:tabs>
-          <w:tab w:val="left" w:pos="993"/>
-        </w:tabs>
-        <w:spacing w:after="0" w:line="360" w:lineRule="auto"/>
-        <w:jc w:val="both"/>
-        <w:rPr>
-          <w:rFonts w:ascii="Times New Roman" w:hAnsi="Times New Roman" w:cs="Times New Roman"/>
-          <w:sz w:val="28"/>
-          <w:szCs w:val="28"/>
-        </w:rPr>
-      </w:pPr>
-      <w:r>
-        <w:rPr>
-          <w:rFonts w:ascii="Times New Roman" w:hAnsi="Times New Roman" w:cs="Times New Roman"/>
-          <w:sz w:val="28"/>
-          <w:szCs w:val="28"/>
-        </w:rPr>
-        <w:t>Доменная целостность: Ограничения на значения (типы данных, CHECK). Пример: CHECK (</w:t>
-      </w:r>
-      <w:proofErr w:type="spellStart"/>
-      <w:proofErr w:type="gramStart"/>
-      <w:r>
-        <w:rPr>
-          <w:rFonts w:ascii="Times New Roman" w:hAnsi="Times New Roman" w:cs="Times New Roman"/>
-          <w:sz w:val="28"/>
-          <w:szCs w:val="28"/>
-        </w:rPr>
-        <w:t>age</w:t>
-      </w:r>
-      <w:proofErr w:type="spellEnd"/>
-      <w:r>
-        <w:rPr>
-          <w:rFonts w:ascii="Times New Roman" w:hAnsi="Times New Roman" w:cs="Times New Roman"/>
-          <w:sz w:val="28"/>
-          <w:szCs w:val="28"/>
-        </w:rPr>
-        <w:t xml:space="preserve"> &gt;</w:t>
-      </w:r>
-      <w:proofErr w:type="gramEnd"/>
-      <w:r>
-        <w:rPr>
-          <w:rFonts w:ascii="Times New Roman" w:hAnsi="Times New Roman" w:cs="Times New Roman"/>
-          <w:sz w:val="28"/>
-          <w:szCs w:val="28"/>
-        </w:rPr>
-        <w:t xml:space="preserve"> 0) в таблице </w:t>
-      </w:r>
-      <w:proofErr w:type="spellStart"/>
-      <w:r>
-        <w:rPr>
-          <w:rFonts w:ascii="Times New Roman" w:hAnsi="Times New Roman" w:cs="Times New Roman"/>
-          <w:sz w:val="28"/>
-          <w:szCs w:val="28"/>
-        </w:rPr>
-        <w:t>persons</w:t>
-      </w:r>
-      <w:proofErr w:type="spellEnd"/>
-      <w:r>
-        <w:rPr>
-          <w:rFonts w:ascii="Times New Roman" w:hAnsi="Times New Roman" w:cs="Times New Roman"/>
-          <w:sz w:val="28"/>
-          <w:szCs w:val="28"/>
-        </w:rPr>
-        <w:t>.</w:t>
-      </w:r>
-    </w:p>
-    <w:p>
-      <w:pPr>
-        <w:pStyle w:val="a3"/>
-        <w:numPr>
-          <w:ilvl w:val="0"/>
-          <w:numId w:val="10"/>
-        </w:numPr>
-        <w:tabs>
-          <w:tab w:val="left" w:pos="993"/>
-        </w:tabs>
-        <w:spacing w:after="0" w:line="360" w:lineRule="auto"/>
-        <w:jc w:val="both"/>
-        <w:rPr>
-          <w:rFonts w:ascii="Times New Roman" w:eastAsia="Times New Roman" w:hAnsi="Times New Roman" w:cs="Times New Roman"/>
-          <w:sz w:val="28"/>
-          <w:szCs w:val="28"/>
-          <w:lang w:eastAsia="ru-RU"/>
-        </w:rPr>
-      </w:pPr>
-      <w:r>
-        <w:rPr>
-          <w:rFonts w:ascii="Times New Roman" w:hAnsi="Times New Roman" w:cs="Times New Roman"/>
-          <w:sz w:val="28"/>
-          <w:szCs w:val="28"/>
-        </w:rPr>
-        <w:t>Пользовательская целостность: Триггеры или процедуры. Пример: TRIGGER для проверки баланса перед обновлением.</w:t>
-      </w:r>
-    </w:p>
-    <w:p>
-      <w:pPr>
-        <w:pStyle w:val="a3"/>
-        <w:numPr>
-          <w:ilvl w:val="0"/>
-          <w:numId w:val="5"/>
-        </w:numPr>
-        <w:tabs>
-          <w:tab w:val="left" w:pos="993"/>
-        </w:tabs>
-        <w:spacing w:after="0" w:line="360" w:lineRule="auto"/>
-        <w:ind w:left="709" w:hanging="709"/>
-        <w:contextualSpacing w:val="0"/>
-        <w:jc w:val="both"/>
-        <w:rPr>
-          <w:rFonts w:ascii="Times New Roman" w:eastAsia="Times New Roman" w:hAnsi="Times New Roman" w:cs="Times New Roman"/>
-          <w:sz w:val="28"/>
-          <w:szCs w:val="28"/>
-          <w:lang w:eastAsia="ru-RU"/>
-        </w:rPr>
-      </w:pPr>
-      <w:r>
-        <w:rPr>
-          <w:rFonts w:ascii="Times New Roman" w:eastAsia="Times New Roman" w:hAnsi="Times New Roman" w:cs="Times New Roman"/>
-          <w:sz w:val="28"/>
-          <w:szCs w:val="28"/>
-          <w:lang w:eastAsia="ru-RU"/>
-        </w:rPr>
-        <w:t>Какую роль выполняют первичные и внешние ключи при проектировании базы данных?</w:t>
-      </w:r>
-    </w:p>
-    <w:p>
-      <w:pPr>
-        <w:tabs>
-          <w:tab w:val="left" w:pos="993"/>
-        </w:tabs>
-        <w:spacing w:after="0" w:line="360" w:lineRule="auto"/>
-        <w:ind w:left="709" w:firstLine="0"/>
-        <w:rPr>
-          <w:szCs w:val="28"/>
-        </w:rPr>
-      </w:pPr>
-      <w:r>
-        <w:rPr>
-          <w:szCs w:val="28"/>
-        </w:rPr>
-        <w:t>Первичные ключи позволяют уникально идентифицировать данные, а внешние - обеспечивают ссылочную целостность (значение ссылается на существующий первичный ключ).</w:t>
-      </w:r>
-    </w:p>
-    <w:p>
-      <w:pPr>
-        <w:pStyle w:val="a3"/>
-        <w:numPr>
-          <w:ilvl w:val="0"/>
-          <w:numId w:val="5"/>
-        </w:numPr>
-        <w:tabs>
-          <w:tab w:val="left" w:pos="993"/>
-        </w:tabs>
-        <w:spacing w:after="0" w:line="360" w:lineRule="auto"/>
-        <w:ind w:left="709" w:hanging="709"/>
-        <w:contextualSpacing w:val="0"/>
-        <w:jc w:val="both"/>
-        <w:rPr>
-          <w:rFonts w:ascii="Times New Roman" w:hAnsi="Times New Roman" w:cs="Times New Roman"/>
-          <w:sz w:val="28"/>
-          <w:szCs w:val="28"/>
-        </w:rPr>
-      </w:pPr>
-      <w:r>
-        <w:rPr>
-          <w:rFonts w:ascii="Times New Roman" w:eastAsia="Times New Roman" w:hAnsi="Times New Roman" w:cs="Times New Roman"/>
-          <w:sz w:val="28"/>
-          <w:szCs w:val="28"/>
-          <w:lang w:eastAsia="ru-RU"/>
-        </w:rPr>
-        <w:t xml:space="preserve">Какие возможности предоставляет </w:t>
-      </w:r>
-      <w:proofErr w:type="spellStart"/>
-      <w:r>
-        <w:rPr>
-          <w:rFonts w:ascii="Times New Roman" w:eastAsia="Times New Roman" w:hAnsi="Times New Roman" w:cs="Times New Roman"/>
-          <w:sz w:val="28"/>
-          <w:szCs w:val="28"/>
-          <w:lang w:eastAsia="ru-RU"/>
-        </w:rPr>
-        <w:t>pgAdmin</w:t>
-      </w:r>
-      <w:proofErr w:type="spellEnd"/>
-      <w:r>
-        <w:rPr>
-          <w:rFonts w:ascii="Times New Roman" w:eastAsia="Times New Roman" w:hAnsi="Times New Roman" w:cs="Times New Roman"/>
-          <w:sz w:val="28"/>
-          <w:szCs w:val="28"/>
-          <w:lang w:eastAsia="ru-RU"/>
-        </w:rPr>
-        <w:t xml:space="preserve"> для проектирования и управления базами данных?</w:t>
-      </w:r>
-    </w:p>
-    <w:p>
-      <w:pPr>
-        <w:tabs>
-          <w:tab w:val="left" w:pos="4111"/>
-        </w:tabs>
-        <w:ind w:left="709" w:firstLine="0"/>
-      </w:pPr>
-      <w:r>
-        <w:t xml:space="preserve">Он позволяет удобно проектировать базы данных с помощью визуализации, управлять ими и администрировать. Также, легко писать </w:t>
-      </w:r>
-      <w:r>
-        <w:rPr>
+        <w:ind w:hanging="720"/>
+        <w:jc w:val="left"/>
+        <w:rPr>
+          <w:rFonts w:cstheme="minorHAnsi"/>
+          <w:szCs w:val="28"/>
+        </w:rPr>
+      </w:pPr>
+      <w:r>
+        <w:rPr>
+          <w:rFonts w:cstheme="minorHAnsi"/>
+          <w:szCs w:val="28"/>
+        </w:rPr>
+        <w:t xml:space="preserve">Как выполнить SQL-скрипт в </w:t>
+      </w:r>
+      <w:r>
+        <w:rPr>
+          <w:rFonts w:cstheme="minorHAnsi"/>
+          <w:szCs w:val="28"/>
           <w:lang w:val="en-US"/>
         </w:rPr>
-        <w:t>SQL</w:t>
-      </w:r>
-      <w:r>
-        <w:t>-скрипты и отлаживать их.</w:t>
+        <w:t>SSMS</w:t>
+      </w:r>
+      <w:r>
+        <w:rPr>
+          <w:rFonts w:cstheme="minorHAnsi"/>
+          <w:szCs w:val="28"/>
+        </w:rPr>
+        <w:t xml:space="preserve"> и проверить его корректность?</w:t>
+      </w:r>
+      <w:r>
+        <w:rPr>
+          <w:rFonts w:cstheme="minorHAnsi"/>
+          <w:szCs w:val="28"/>
+        </w:rPr>
+        <w:br/>
+      </w:r>
+      <w:r>
+        <w:rPr>
+          <w:rFonts w:cstheme="minorHAnsi"/>
+          <w:szCs w:val="28"/>
+        </w:rPr>
+        <w:t>Открыть файл или создать запрос, нажать кнопку Выполнить. Результат отобразится в нижней панели Результаты.</w:t>
       </w:r>
     </w:p>
     <w:sectPr>
@@ -2399,6 +2469,129 @@
     </w:lvl>
   </w:abstractNum>
   <w:abstractNum w:abstractNumId="1" w15:restartNumberingAfterBreak="0">
+    <w:nsid w:val="181058D7"/>
+    <w:multiLevelType w:val="multilevel"/>
+    <w:tmpl w:val="AF90D9CA"/>
+    <w:lvl w:ilvl="0">
+      <w:start w:val="1"/>
+      <w:numFmt w:val="decimal"/>
+      <w:lvlText w:val="%1."/>
+      <w:lvlJc w:val="left"/>
+      <w:pPr>
+        <w:tabs>
+          <w:tab w:val="num" w:pos="720"/>
+        </w:tabs>
+        <w:ind w:left="720" w:hanging="360"/>
+      </w:pPr>
+    </w:lvl>
+    <w:lvl w:ilvl="1">
+      <w:numFmt w:val="bullet"/>
+      <w:lvlText w:val="—"/>
+      <w:lvlJc w:val="left"/>
+      <w:pPr>
+        <w:tabs>
+          <w:tab w:val="num" w:pos="1440"/>
+        </w:tabs>
+        <w:ind w:left="1440" w:hanging="360"/>
+      </w:pPr>
+      <w:rPr>
+        <w:rFonts w:ascii="Times New Roman" w:eastAsia="Times New Roman" w:hAnsi="Times New Roman" w:cs="Times New Roman" w:hint="default"/>
+        <w:b w:val="0"/>
+        <w:bCs w:val="0"/>
+        <w:i w:val="0"/>
+        <w:iCs w:val="0"/>
+        <w:spacing w:val="0"/>
+        <w:w w:val="100"/>
+        <w:sz w:val="22"/>
+        <w:szCs w:val="22"/>
+      </w:rPr>
+    </w:lvl>
+    <w:lvl w:ilvl="2">
+      <w:start w:val="1"/>
+      <w:numFmt w:val="decimal"/>
+      <w:lvlText w:val="%3."/>
+      <w:lvlJc w:val="left"/>
+      <w:pPr>
+        <w:tabs>
+          <w:tab w:val="num" w:pos="2160"/>
+        </w:tabs>
+        <w:ind w:left="2160" w:hanging="360"/>
+      </w:pPr>
+    </w:lvl>
+    <w:lvl w:ilvl="3">
+      <w:start w:val="1"/>
+      <w:numFmt w:val="decimal"/>
+      <w:lvlText w:val="%4."/>
+      <w:lvlJc w:val="left"/>
+      <w:pPr>
+        <w:tabs>
+          <w:tab w:val="num" w:pos="2880"/>
+        </w:tabs>
+        <w:ind w:left="2880" w:hanging="360"/>
+      </w:pPr>
+    </w:lvl>
+    <w:lvl w:ilvl="4">
+      <w:start w:val="1"/>
+      <w:numFmt w:val="decimal"/>
+      <w:lvlText w:val="%5."/>
+      <w:lvlJc w:val="left"/>
+      <w:pPr>
+        <w:tabs>
+          <w:tab w:val="num" w:pos="3600"/>
+        </w:tabs>
+        <w:ind w:left="3600" w:hanging="360"/>
+      </w:pPr>
+    </w:lvl>
+    <w:lvl w:ilvl="5">
+      <w:start w:val="1"/>
+      <w:numFmt w:val="decimal"/>
+      <w:lvlText w:val="%6."/>
+      <w:lvlJc w:val="left"/>
+      <w:pPr>
+        <w:tabs>
+          <w:tab w:val="num" w:pos="4320"/>
+        </w:tabs>
+        <w:ind w:left="4320" w:hanging="360"/>
+      </w:pPr>
+    </w:lvl>
+    <w:lvl w:ilvl="6">
+      <w:start w:val="1"/>
+      <w:numFmt w:val="decimal"/>
+      <w:lvlText w:val="%7."/>
+      <w:lvlJc w:val="left"/>
+      <w:pPr>
+        <w:tabs>
+          <w:tab w:val="num" w:pos="5040"/>
+        </w:tabs>
+        <w:ind w:left="5040" w:hanging="360"/>
+      </w:pPr>
+    </w:lvl>
+    <w:lvl w:ilvl="7">
+      <w:start w:val="1"/>
+      <w:numFmt w:val="decimal"/>
+      <w:lvlText w:val="%8."/>
+      <w:lvlJc w:val="left"/>
+      <w:pPr>
+        <w:tabs>
+          <w:tab w:val="num" w:pos="5760"/>
+        </w:tabs>
+        <w:ind w:left="5760" w:hanging="360"/>
+      </w:pPr>
+    </w:lvl>
+    <w:lvl w:ilvl="8">
+      <w:start w:val="1"/>
+      <w:numFmt w:val="decimal"/>
+      <w:lvlText w:val="%9."/>
+      <w:lvlJc w:val="left"/>
+      <w:pPr>
+        <w:tabs>
+          <w:tab w:val="num" w:pos="6480"/>
+        </w:tabs>
+        <w:ind w:left="6480" w:hanging="360"/>
+      </w:pPr>
+    </w:lvl>
+  </w:abstractNum>
+  <w:abstractNum w:abstractNumId="2" w15:restartNumberingAfterBreak="0">
     <w:nsid w:val="18215CD6"/>
     <w:multiLevelType w:val="hybridMultilevel"/>
     <w:tmpl w:val="CCE89FEA"/>
@@ -2511,7 +2704,7 @@
       </w:rPr>
     </w:lvl>
   </w:abstractNum>
-  <w:abstractNum w:abstractNumId="2" w15:restartNumberingAfterBreak="0">
+  <w:abstractNum w:abstractNumId="3" w15:restartNumberingAfterBreak="0">
     <w:nsid w:val="28A467C8"/>
     <w:multiLevelType w:val="hybridMultilevel"/>
     <w:tmpl w:val="5060E626"/>
@@ -2601,7 +2794,7 @@
       </w:pPr>
     </w:lvl>
   </w:abstractNum>
-  <w:abstractNum w:abstractNumId="3" w15:restartNumberingAfterBreak="0">
+  <w:abstractNum w:abstractNumId="4" w15:restartNumberingAfterBreak="0">
     <w:nsid w:val="2F0219EF"/>
     <w:multiLevelType w:val="hybridMultilevel"/>
     <w:tmpl w:val="BE8A6AC2"/>
@@ -2691,7 +2884,7 @@
       </w:pPr>
     </w:lvl>
   </w:abstractNum>
-  <w:abstractNum w:abstractNumId="4" w15:restartNumberingAfterBreak="0">
+  <w:abstractNum w:abstractNumId="5" w15:restartNumberingAfterBreak="0">
     <w:nsid w:val="38277125"/>
     <w:multiLevelType w:val="multilevel"/>
     <w:tmpl w:val="B75E300C"/>
@@ -2804,7 +2997,7 @@
       </w:pPr>
     </w:lvl>
   </w:abstractNum>
-  <w:abstractNum w:abstractNumId="5" w15:restartNumberingAfterBreak="0">
+  <w:abstractNum w:abstractNumId="6" w15:restartNumberingAfterBreak="0">
     <w:nsid w:val="39F22DAC"/>
     <w:multiLevelType w:val="multilevel"/>
     <w:tmpl w:val="9B708EF6"/>
@@ -2917,7 +3110,7 @@
       </w:pPr>
     </w:lvl>
   </w:abstractNum>
-  <w:abstractNum w:abstractNumId="6" w15:restartNumberingAfterBreak="0">
+  <w:abstractNum w:abstractNumId="7" w15:restartNumberingAfterBreak="0">
     <w:nsid w:val="4C337FC7"/>
     <w:multiLevelType w:val="hybridMultilevel"/>
     <w:tmpl w:val="85E64E3E"/>
@@ -3030,7 +3223,7 @@
       </w:rPr>
     </w:lvl>
   </w:abstractNum>
-  <w:abstractNum w:abstractNumId="7" w15:restartNumberingAfterBreak="0">
+  <w:abstractNum w:abstractNumId="8" w15:restartNumberingAfterBreak="0">
     <w:nsid w:val="5BC90078"/>
     <w:multiLevelType w:val="hybridMultilevel"/>
     <w:tmpl w:val="F2486DCA"/>
@@ -3116,7 +3309,233 @@
       </w:pPr>
     </w:lvl>
   </w:abstractNum>
-  <w:abstractNum w:abstractNumId="8" w15:restartNumberingAfterBreak="0">
+  <w:abstractNum w:abstractNumId="9" w15:restartNumberingAfterBreak="0">
+    <w:nsid w:val="5ED26C59"/>
+    <w:multiLevelType w:val="multilevel"/>
+    <w:tmpl w:val="BF0E2044"/>
+    <w:lvl w:ilvl="0">
+      <w:start w:val="1"/>
+      <w:numFmt w:val="decimal"/>
+      <w:lvlText w:val="%1."/>
+      <w:lvlJc w:val="left"/>
+      <w:pPr>
+        <w:tabs>
+          <w:tab w:val="num" w:pos="720"/>
+        </w:tabs>
+        <w:ind w:left="720" w:hanging="360"/>
+      </w:pPr>
+    </w:lvl>
+    <w:lvl w:ilvl="1">
+      <w:start w:val="1"/>
+      <w:numFmt w:val="decimal"/>
+      <w:lvlText w:val="%2."/>
+      <w:lvlJc w:val="left"/>
+      <w:pPr>
+        <w:tabs>
+          <w:tab w:val="num" w:pos="1440"/>
+        </w:tabs>
+        <w:ind w:left="1440" w:hanging="360"/>
+      </w:pPr>
+    </w:lvl>
+    <w:lvl w:ilvl="2">
+      <w:start w:val="1"/>
+      <w:numFmt w:val="decimal"/>
+      <w:lvlText w:val="%3."/>
+      <w:lvlJc w:val="left"/>
+      <w:pPr>
+        <w:tabs>
+          <w:tab w:val="num" w:pos="2160"/>
+        </w:tabs>
+        <w:ind w:left="2160" w:hanging="360"/>
+      </w:pPr>
+    </w:lvl>
+    <w:lvl w:ilvl="3">
+      <w:start w:val="1"/>
+      <w:numFmt w:val="decimal"/>
+      <w:lvlText w:val="%4."/>
+      <w:lvlJc w:val="left"/>
+      <w:pPr>
+        <w:tabs>
+          <w:tab w:val="num" w:pos="2880"/>
+        </w:tabs>
+        <w:ind w:left="2880" w:hanging="360"/>
+      </w:pPr>
+    </w:lvl>
+    <w:lvl w:ilvl="4">
+      <w:start w:val="1"/>
+      <w:numFmt w:val="decimal"/>
+      <w:lvlText w:val="%5."/>
+      <w:lvlJc w:val="left"/>
+      <w:pPr>
+        <w:tabs>
+          <w:tab w:val="num" w:pos="3600"/>
+        </w:tabs>
+        <w:ind w:left="3600" w:hanging="360"/>
+      </w:pPr>
+    </w:lvl>
+    <w:lvl w:ilvl="5">
+      <w:start w:val="1"/>
+      <w:numFmt w:val="decimal"/>
+      <w:lvlText w:val="%6."/>
+      <w:lvlJc w:val="left"/>
+      <w:pPr>
+        <w:tabs>
+          <w:tab w:val="num" w:pos="4320"/>
+        </w:tabs>
+        <w:ind w:left="4320" w:hanging="360"/>
+      </w:pPr>
+    </w:lvl>
+    <w:lvl w:ilvl="6">
+      <w:start w:val="1"/>
+      <w:numFmt w:val="decimal"/>
+      <w:lvlText w:val="%7."/>
+      <w:lvlJc w:val="left"/>
+      <w:pPr>
+        <w:tabs>
+          <w:tab w:val="num" w:pos="5040"/>
+        </w:tabs>
+        <w:ind w:left="5040" w:hanging="360"/>
+      </w:pPr>
+    </w:lvl>
+    <w:lvl w:ilvl="7">
+      <w:start w:val="1"/>
+      <w:numFmt w:val="decimal"/>
+      <w:lvlText w:val="%8."/>
+      <w:lvlJc w:val="left"/>
+      <w:pPr>
+        <w:tabs>
+          <w:tab w:val="num" w:pos="5760"/>
+        </w:tabs>
+        <w:ind w:left="5760" w:hanging="360"/>
+      </w:pPr>
+    </w:lvl>
+    <w:lvl w:ilvl="8">
+      <w:start w:val="1"/>
+      <w:numFmt w:val="decimal"/>
+      <w:lvlText w:val="%9."/>
+      <w:lvlJc w:val="left"/>
+      <w:pPr>
+        <w:tabs>
+          <w:tab w:val="num" w:pos="6480"/>
+        </w:tabs>
+        <w:ind w:left="6480" w:hanging="360"/>
+      </w:pPr>
+    </w:lvl>
+  </w:abstractNum>
+  <w:abstractNum w:abstractNumId="10" w15:restartNumberingAfterBreak="0">
+    <w:nsid w:val="63D110BA"/>
+    <w:multiLevelType w:val="multilevel"/>
+    <w:tmpl w:val="A8AAEB86"/>
+    <w:lvl w:ilvl="0">
+      <w:start w:val="1"/>
+      <w:numFmt w:val="decimal"/>
+      <w:lvlText w:val="%1."/>
+      <w:lvlJc w:val="left"/>
+      <w:pPr>
+        <w:tabs>
+          <w:tab w:val="num" w:pos="720"/>
+        </w:tabs>
+        <w:ind w:left="720" w:hanging="360"/>
+      </w:pPr>
+    </w:lvl>
+    <w:lvl w:ilvl="1">
+      <w:start w:val="1"/>
+      <w:numFmt w:val="decimal"/>
+      <w:lvlText w:val="%2."/>
+      <w:lvlJc w:val="left"/>
+      <w:pPr>
+        <w:tabs>
+          <w:tab w:val="num" w:pos="1440"/>
+        </w:tabs>
+        <w:ind w:left="1440" w:hanging="360"/>
+      </w:pPr>
+    </w:lvl>
+    <w:lvl w:ilvl="2">
+      <w:start w:val="1"/>
+      <w:numFmt w:val="decimal"/>
+      <w:lvlText w:val="%3."/>
+      <w:lvlJc w:val="left"/>
+      <w:pPr>
+        <w:tabs>
+          <w:tab w:val="num" w:pos="2160"/>
+        </w:tabs>
+        <w:ind w:left="2160" w:hanging="360"/>
+      </w:pPr>
+    </w:lvl>
+    <w:lvl w:ilvl="3">
+      <w:start w:val="1"/>
+      <w:numFmt w:val="decimal"/>
+      <w:lvlText w:val="%4."/>
+      <w:lvlJc w:val="left"/>
+      <w:pPr>
+        <w:tabs>
+          <w:tab w:val="num" w:pos="2880"/>
+        </w:tabs>
+        <w:ind w:left="2880" w:hanging="360"/>
+      </w:pPr>
+    </w:lvl>
+    <w:lvl w:ilvl="4">
+      <w:start w:val="1"/>
+      <w:numFmt w:val="decimal"/>
+      <w:lvlText w:val="%5."/>
+      <w:lvlJc w:val="left"/>
+      <w:pPr>
+        <w:tabs>
+          <w:tab w:val="num" w:pos="3600"/>
+        </w:tabs>
+        <w:ind w:left="3600" w:hanging="360"/>
+      </w:pPr>
+    </w:lvl>
+    <w:lvl w:ilvl="5">
+      <w:start w:val="1"/>
+      <w:numFmt w:val="decimal"/>
+      <w:lvlText w:val="%6."/>
+      <w:lvlJc w:val="left"/>
+      <w:pPr>
+        <w:tabs>
+          <w:tab w:val="num" w:pos="4320"/>
+        </w:tabs>
+        <w:ind w:left="4320" w:hanging="360"/>
+      </w:pPr>
+    </w:lvl>
+    <w:lvl w:ilvl="6">
+      <w:start w:val="1"/>
+      <w:numFmt w:val="decimal"/>
+      <w:lvlText w:val="%7."/>
+      <w:lvlJc w:val="left"/>
+      <w:pPr>
+        <w:tabs>
+          <w:tab w:val="num" w:pos="5040"/>
+        </w:tabs>
+        <w:ind w:left="5040" w:hanging="360"/>
+      </w:pPr>
+    </w:lvl>
+    <w:lvl w:ilvl="7">
+      <w:start w:val="1"/>
+      <w:numFmt w:val="decimal"/>
+      <w:lvlText w:val="%8."/>
+      <w:lvlJc w:val="left"/>
+      <w:pPr>
+        <w:tabs>
+          <w:tab w:val="num" w:pos="5760"/>
+        </w:tabs>
+        <w:ind w:left="5760" w:hanging="360"/>
+      </w:pPr>
+    </w:lvl>
+    <w:lvl w:ilvl="8">
+      <w:start w:val="1"/>
+      <w:numFmt w:val="decimal"/>
+      <w:lvlText w:val="%9."/>
+      <w:lvlJc w:val="left"/>
+      <w:pPr>
+        <w:tabs>
+          <w:tab w:val="num" w:pos="6480"/>
+        </w:tabs>
+        <w:ind w:left="6480" w:hanging="360"/>
+      </w:pPr>
+    </w:lvl>
+  </w:abstractNum>
+  <w:abstractNum w:abstractNumId="11" w15:restartNumberingAfterBreak="0">
     <w:nsid w:val="641717F0"/>
     <w:multiLevelType w:val="hybridMultilevel"/>
     <w:tmpl w:val="FA0AD512"/>
@@ -3206,6 +3625,129 @@
       </w:pPr>
     </w:lvl>
   </w:abstractNum>
+  <w:abstractNum w:abstractNumId="12" w15:restartNumberingAfterBreak="0">
+    <w:nsid w:val="6780710D"/>
+    <w:multiLevelType w:val="multilevel"/>
+    <w:tmpl w:val="7578EBE2"/>
+    <w:lvl w:ilvl="0">
+      <w:start w:val="1"/>
+      <w:numFmt w:val="decimal"/>
+      <w:lvlText w:val="%1."/>
+      <w:lvlJc w:val="left"/>
+      <w:pPr>
+        <w:tabs>
+          <w:tab w:val="num" w:pos="720"/>
+        </w:tabs>
+        <w:ind w:left="720" w:hanging="360"/>
+      </w:pPr>
+    </w:lvl>
+    <w:lvl w:ilvl="1">
+      <w:numFmt w:val="bullet"/>
+      <w:lvlText w:val="—"/>
+      <w:lvlJc w:val="left"/>
+      <w:pPr>
+        <w:tabs>
+          <w:tab w:val="num" w:pos="1440"/>
+        </w:tabs>
+        <w:ind w:left="1440" w:hanging="360"/>
+      </w:pPr>
+      <w:rPr>
+        <w:rFonts w:ascii="Times New Roman" w:eastAsia="Times New Roman" w:hAnsi="Times New Roman" w:cs="Times New Roman" w:hint="default"/>
+        <w:b w:val="0"/>
+        <w:bCs w:val="0"/>
+        <w:i w:val="0"/>
+        <w:iCs w:val="0"/>
+        <w:spacing w:val="0"/>
+        <w:w w:val="100"/>
+        <w:sz w:val="22"/>
+        <w:szCs w:val="22"/>
+      </w:rPr>
+    </w:lvl>
+    <w:lvl w:ilvl="2">
+      <w:start w:val="1"/>
+      <w:numFmt w:val="decimal"/>
+      <w:lvlText w:val="%3."/>
+      <w:lvlJc w:val="left"/>
+      <w:pPr>
+        <w:tabs>
+          <w:tab w:val="num" w:pos="2160"/>
+        </w:tabs>
+        <w:ind w:left="2160" w:hanging="360"/>
+      </w:pPr>
+    </w:lvl>
+    <w:lvl w:ilvl="3">
+      <w:start w:val="1"/>
+      <w:numFmt w:val="decimal"/>
+      <w:lvlText w:val="%4."/>
+      <w:lvlJc w:val="left"/>
+      <w:pPr>
+        <w:tabs>
+          <w:tab w:val="num" w:pos="2880"/>
+        </w:tabs>
+        <w:ind w:left="2880" w:hanging="360"/>
+      </w:pPr>
+    </w:lvl>
+    <w:lvl w:ilvl="4">
+      <w:start w:val="1"/>
+      <w:numFmt w:val="decimal"/>
+      <w:lvlText w:val="%5."/>
+      <w:lvlJc w:val="left"/>
+      <w:pPr>
+        <w:tabs>
+          <w:tab w:val="num" w:pos="3600"/>
+        </w:tabs>
+        <w:ind w:left="3600" w:hanging="360"/>
+      </w:pPr>
+    </w:lvl>
+    <w:lvl w:ilvl="5">
+      <w:start w:val="1"/>
+      <w:numFmt w:val="decimal"/>
+      <w:lvlText w:val="%6."/>
+      <w:lvlJc w:val="left"/>
+      <w:pPr>
+        <w:tabs>
+          <w:tab w:val="num" w:pos="4320"/>
+        </w:tabs>
+        <w:ind w:left="4320" w:hanging="360"/>
+      </w:pPr>
+    </w:lvl>
+    <w:lvl w:ilvl="6">
+      <w:start w:val="1"/>
+      <w:numFmt w:val="decimal"/>
+      <w:lvlText w:val="%7."/>
+      <w:lvlJc w:val="left"/>
+      <w:pPr>
+        <w:tabs>
+          <w:tab w:val="num" w:pos="5040"/>
+        </w:tabs>
+        <w:ind w:left="5040" w:hanging="360"/>
+      </w:pPr>
+    </w:lvl>
+    <w:lvl w:ilvl="7">
+      <w:start w:val="1"/>
+      <w:numFmt w:val="decimal"/>
+      <w:lvlText w:val="%8."/>
+      <w:lvlJc w:val="left"/>
+      <w:pPr>
+        <w:tabs>
+          <w:tab w:val="num" w:pos="5760"/>
+        </w:tabs>
+        <w:ind w:left="5760" w:hanging="360"/>
+      </w:pPr>
+    </w:lvl>
+    <w:lvl w:ilvl="8">
+      <w:start w:val="1"/>
+      <w:numFmt w:val="decimal"/>
+      <w:lvlText w:val="%9."/>
+      <w:lvlJc w:val="left"/>
+      <w:pPr>
+        <w:tabs>
+          <w:tab w:val="num" w:pos="6480"/>
+        </w:tabs>
+        <w:ind w:left="6480" w:hanging="360"/>
+      </w:pPr>
+    </w:lvl>
+  </w:abstractNum>
   <w:num w:numId="1">
     <w:abstractNumId w:val="0"/>
     <w:lvlOverride w:ilvl="0">
@@ -3237,6 +3779,66 @@
     </w:lvlOverride>
   </w:num>
   <w:num w:numId="2">
+    <w:abstractNumId w:val="4"/>
+    <w:lvlOverride w:ilvl="0">
+      <w:startOverride w:val="1"/>
+    </w:lvlOverride>
+    <w:lvlOverride w:ilvl="1">
+      <w:startOverride w:val="1"/>
+    </w:lvlOverride>
+    <w:lvlOverride w:ilvl="2">
+      <w:startOverride w:val="1"/>
+    </w:lvlOverride>
+    <w:lvlOverride w:ilvl="3">
+      <w:startOverride w:val="1"/>
+    </w:lvlOverride>
+    <w:lvlOverride w:ilvl="4">
+      <w:startOverride w:val="1"/>
+    </w:lvlOverride>
+    <w:lvlOverride w:ilvl="5">
+      <w:startOverride w:val="1"/>
+    </w:lvlOverride>
+    <w:lvlOverride w:ilvl="6">
+      <w:startOverride w:val="1"/>
+    </w:lvlOverride>
+    <w:lvlOverride w:ilvl="7">
+      <w:startOverride w:val="1"/>
+    </w:lvlOverride>
+    <w:lvlOverride w:ilvl="8">
+      <w:startOverride w:val="1"/>
+    </w:lvlOverride>
+  </w:num>
+  <w:num w:numId="3">
+    <w:abstractNumId w:val="11"/>
+    <w:lvlOverride w:ilvl="0">
+      <w:startOverride w:val="1"/>
+    </w:lvlOverride>
+    <w:lvlOverride w:ilvl="1">
+      <w:startOverride w:val="1"/>
+    </w:lvlOverride>
+    <w:lvlOverride w:ilvl="2">
+      <w:startOverride w:val="1"/>
+    </w:lvlOverride>
+    <w:lvlOverride w:ilvl="3">
+      <w:startOverride w:val="1"/>
+    </w:lvlOverride>
+    <w:lvlOverride w:ilvl="4">
+      <w:startOverride w:val="1"/>
+    </w:lvlOverride>
+    <w:lvlOverride w:ilvl="5">
+      <w:startOverride w:val="1"/>
+    </w:lvlOverride>
+    <w:lvlOverride w:ilvl="6">
+      <w:startOverride w:val="1"/>
+    </w:lvlOverride>
+    <w:lvlOverride w:ilvl="7">
+      <w:startOverride w:val="1"/>
+    </w:lvlOverride>
+    <w:lvlOverride w:ilvl="8">
+      <w:startOverride w:val="1"/>
+    </w:lvlOverride>
+  </w:num>
+  <w:num w:numId="4">
     <w:abstractNumId w:val="3"/>
     <w:lvlOverride w:ilvl="0">
       <w:startOverride w:val="1"/>
@@ -3266,68 +3868,8 @@
       <w:startOverride w:val="1"/>
     </w:lvlOverride>
   </w:num>
-  <w:num w:numId="3">
-    <w:abstractNumId w:val="8"/>
-    <w:lvlOverride w:ilvl="0">
-      <w:startOverride w:val="1"/>
-    </w:lvlOverride>
-    <w:lvlOverride w:ilvl="1">
-      <w:startOverride w:val="1"/>
-    </w:lvlOverride>
-    <w:lvlOverride w:ilvl="2">
-      <w:startOverride w:val="1"/>
-    </w:lvlOverride>
-    <w:lvlOverride w:ilvl="3">
-      <w:startOverride w:val="1"/>
-    </w:lvlOverride>
-    <w:lvlOverride w:ilvl="4">
-      <w:startOverride w:val="1"/>
-    </w:lvlOverride>
-    <w:lvlOverride w:ilvl="5">
-      <w:startOverride w:val="1"/>
-    </w:lvlOverride>
-    <w:lvlOverride w:ilvl="6">
-      <w:startOverride w:val="1"/>
-    </w:lvlOverride>
-    <w:lvlOverride w:ilvl="7">
-      <w:startOverride w:val="1"/>
-    </w:lvlOverride>
-    <w:lvlOverride w:ilvl="8">
-      <w:startOverride w:val="1"/>
-    </w:lvlOverride>
-  </w:num>
-  <w:num w:numId="4">
+  <w:num w:numId="5">
     <w:abstractNumId w:val="2"/>
-    <w:lvlOverride w:ilvl="0">
-      <w:startOverride w:val="1"/>
-    </w:lvlOverride>
-    <w:lvlOverride w:ilvl="1">
-      <w:startOverride w:val="1"/>
-    </w:lvlOverride>
-    <w:lvlOverride w:ilvl="2">
-      <w:startOverride w:val="1"/>
-    </w:lvlOverride>
-    <w:lvlOverride w:ilvl="3">
-      <w:startOverride w:val="1"/>
-    </w:lvlOverride>
-    <w:lvlOverride w:ilvl="4">
-      <w:startOverride w:val="1"/>
-    </w:lvlOverride>
-    <w:lvlOverride w:ilvl="5">
-      <w:startOverride w:val="1"/>
-    </w:lvlOverride>
-    <w:lvlOverride w:ilvl="6">
-      <w:startOverride w:val="1"/>
-    </w:lvlOverride>
-    <w:lvlOverride w:ilvl="7">
-      <w:startOverride w:val="1"/>
-    </w:lvlOverride>
-    <w:lvlOverride w:ilvl="8">
-      <w:startOverride w:val="1"/>
-    </w:lvlOverride>
-  </w:num>
-  <w:num w:numId="5">
-    <w:abstractNumId w:val="1"/>
     <w:lvlOverride w:ilvl="0">
       <w:startOverride w:val="1"/>
     </w:lvlOverride>
@@ -3341,7 +3883,7 @@
     <w:lvlOverride w:ilvl="8"/>
   </w:num>
   <w:num w:numId="6">
-    <w:abstractNumId w:val="4"/>
+    <w:abstractNumId w:val="5"/>
     <w:lvlOverride w:ilvl="0">
       <w:startOverride w:val="1"/>
     </w:lvlOverride>
@@ -3371,7 +3913,7 @@
     </w:lvlOverride>
   </w:num>
   <w:num w:numId="7">
-    <w:abstractNumId w:val="5"/>
+    <w:abstractNumId w:val="6"/>
     <w:lvlOverride w:ilvl="0">
       <w:startOverride w:val="1"/>
     </w:lvlOverride>
@@ -3401,16 +3943,132 @@
     </w:lvlOverride>
   </w:num>
   <w:num w:numId="8">
-    <w:abstractNumId w:val="1"/>
+    <w:abstractNumId w:val="2"/>
   </w:num>
   <w:num w:numId="9">
     <w:abstractNumId w:val="0"/>
   </w:num>
   <w:num w:numId="10">
-    <w:abstractNumId w:val="6"/>
+    <w:abstractNumId w:val="7"/>
   </w:num>
   <w:num w:numId="11">
-    <w:abstractNumId w:val="7"/>
+    <w:abstractNumId w:val="8"/>
+    <w:lvlOverride w:ilvl="0">
+      <w:startOverride w:val="1"/>
+    </w:lvlOverride>
+    <w:lvlOverride w:ilvl="1">
+      <w:startOverride w:val="1"/>
+    </w:lvlOverride>
+    <w:lvlOverride w:ilvl="2">
+      <w:startOverride w:val="1"/>
+    </w:lvlOverride>
+    <w:lvlOverride w:ilvl="3">
+      <w:startOverride w:val="1"/>
+    </w:lvlOverride>
+    <w:lvlOverride w:ilvl="4">
+      <w:startOverride w:val="1"/>
+    </w:lvlOverride>
+    <w:lvlOverride w:ilvl="5">
+      <w:startOverride w:val="1"/>
+    </w:lvlOverride>
+    <w:lvlOverride w:ilvl="6">
+      <w:startOverride w:val="1"/>
+    </w:lvlOverride>
+    <w:lvlOverride w:ilvl="7">
+      <w:startOverride w:val="1"/>
+    </w:lvlOverride>
+    <w:lvlOverride w:ilvl="8">
+      <w:startOverride w:val="1"/>
+    </w:lvlOverride>
+  </w:num>
+  <w:num w:numId="12">
+    <w:abstractNumId w:val="10"/>
+    <w:lvlOverride w:ilvl="0">
+      <w:startOverride w:val="1"/>
+    </w:lvlOverride>
+    <w:lvlOverride w:ilvl="1">
+      <w:startOverride w:val="1"/>
+    </w:lvlOverride>
+    <w:lvlOverride w:ilvl="2">
+      <w:startOverride w:val="1"/>
+    </w:lvlOverride>
+    <w:lvlOverride w:ilvl="3">
+      <w:startOverride w:val="1"/>
+    </w:lvlOverride>
+    <w:lvlOverride w:ilvl="4">
+      <w:startOverride w:val="1"/>
+    </w:lvlOverride>
+    <w:lvlOverride w:ilvl="5">
+      <w:startOverride w:val="1"/>
+    </w:lvlOverride>
+    <w:lvlOverride w:ilvl="6">
+      <w:startOverride w:val="1"/>
+    </w:lvlOverride>
+    <w:lvlOverride w:ilvl="7">
+      <w:startOverride w:val="1"/>
+    </w:lvlOverride>
+    <w:lvlOverride w:ilvl="8">
+      <w:startOverride w:val="1"/>
+    </w:lvlOverride>
+  </w:num>
+  <w:num w:numId="13">
+    <w:abstractNumId w:val="1"/>
+    <w:lvlOverride w:ilvl="0">
+      <w:startOverride w:val="1"/>
+    </w:lvlOverride>
+    <w:lvlOverride w:ilvl="1"/>
+    <w:lvlOverride w:ilvl="2">
+      <w:startOverride w:val="1"/>
+    </w:lvlOverride>
+    <w:lvlOverride w:ilvl="3">
+      <w:startOverride w:val="1"/>
+    </w:lvlOverride>
+    <w:lvlOverride w:ilvl="4">
+      <w:startOverride w:val="1"/>
+    </w:lvlOverride>
+    <w:lvlOverride w:ilvl="5">
+      <w:startOverride w:val="1"/>
+    </w:lvlOverride>
+    <w:lvlOverride w:ilvl="6">
+      <w:startOverride w:val="1"/>
+    </w:lvlOverride>
+    <w:lvlOverride w:ilvl="7">
+      <w:startOverride w:val="1"/>
+    </w:lvlOverride>
+    <w:lvlOverride w:ilvl="8">
+      <w:startOverride w:val="1"/>
+    </w:lvlOverride>
+  </w:num>
+  <w:num w:numId="14">
+    <w:abstractNumId w:val="12"/>
+    <w:lvlOverride w:ilvl="0">
+      <w:startOverride w:val="1"/>
+    </w:lvlOverride>
+    <w:lvlOverride w:ilvl="1"/>
+    <w:lvlOverride w:ilvl="2">
+      <w:startOverride w:val="1"/>
+    </w:lvlOverride>
+    <w:lvlOverride w:ilvl="3">
+      <w:startOverride w:val="1"/>
+    </w:lvlOverride>
+    <w:lvlOverride w:ilvl="4">
+      <w:startOverride w:val="1"/>
+    </w:lvlOverride>
+    <w:lvlOverride w:ilvl="5">
+      <w:startOverride w:val="1"/>
+    </w:lvlOverride>
+    <w:lvlOverride w:ilvl="6">
+      <w:startOverride w:val="1"/>
+    </w:lvlOverride>
+    <w:lvlOverride w:ilvl="7">
+      <w:startOverride w:val="1"/>
+    </w:lvlOverride>
+    <w:lvlOverride w:ilvl="8">
+      <w:startOverride w:val="1"/>
+    </w:lvlOverride>
+  </w:num>
+  <w:num w:numId="15">
+    <w:abstractNumId w:val="9"/>
     <w:lvlOverride w:ilvl="0">
       <w:startOverride w:val="1"/>
     </w:lvlOverride>
@@ -3942,6 +4600,30 @@
       <w14:ligatures w14:val="none"/>
     </w:rPr>
   </w:style>
+  <w:style w:type="character" w:styleId="a4">
+    <w:name w:val="Strong"/>
+    <w:basedOn w:val="a0"/>
+    <w:uiPriority w:val="22"/>
+    <w:qFormat/>
+    <w:rsid w:val="009C23F9"/>
+    <w:rPr>
+      <w:b/>
+      <w:bCs/>
+    </w:rPr>
+  </w:style>
+  <w:style w:type="character" w:styleId="HTML">
+    <w:name w:val="HTML Code"/>
+    <w:basedOn w:val="a0"/>
+    <w:uiPriority w:val="99"/>
+    <w:semiHidden/>
+    <w:unhideWhenUsed/>
+    <w:rsid w:val="009C23F9"/>
+    <w:rPr>
+      <w:rFonts w:ascii="Courier New" w:eastAsia="Times New Roman" w:hAnsi="Courier New" w:cs="Courier New"/>
+      <w:sz w:val="20"/>
+      <w:szCs w:val="20"/>
+    </w:rPr>
+  </w:style>
 </w:styles>
 </file>
 
